--- a/Russ-Weakley-Resume.docx
+++ b/Russ-Weakley-Resume.docx
@@ -184,20 +184,34 @@
         <w:rPr>
           <w:lang w:eastAsia="en-GB"/>
         </w:rPr>
-        <w:t>I have extensive experience working with people with disabilities through focus groups, interviews, and user testing — ensuring that accessibility is grounded in lived experience rather than checklists.</w:t>
-      </w:r>
-    </w:p>
-    <w:p>
-      <w:pPr>
+        <w:t xml:space="preserve">I have extensive experience working with people with disabilities through focus groups, interviews, and user testing, ensuring that accessibility is grounded in lived experience rather than </w:t>
+      </w:r>
+      <w:proofErr w:type="spellStart"/>
+      <w:r>
         <w:rPr>
           <w:lang w:eastAsia="en-GB"/>
         </w:rPr>
-      </w:pPr>
-      <w:r>
+        <w:t>checklists.</w:t>
+      </w:r>
+    </w:p>
+    <w:p>
+      <w:pPr>
         <w:rPr>
           <w:lang w:eastAsia="en-GB"/>
         </w:rPr>
-        <w:t>At a strategic level, I help organisations embed accessibility at scale, develop sustainable design system frameworks, and create learning programs that build capability across roles and teams.</w:t>
+      </w:pPr>
+      <w:r>
+        <w:rPr>
+          <w:lang w:eastAsia="en-GB"/>
+        </w:rPr>
+        <w:t>A</w:t>
+      </w:r>
+      <w:proofErr w:type="spellEnd"/>
+      <w:r>
+        <w:rPr>
+          <w:lang w:eastAsia="en-GB"/>
+        </w:rPr>
+        <w:t>t a strategic level, I help organisations embed accessibility at scale, develop sustainable design system frameworks, and create learning programs that build capability across roles and teams.</w:t>
       </w:r>
     </w:p>
     <w:p>
@@ -218,7 +232,29 @@
         <w:pStyle w:val="ListParagraph"/>
         <w:numPr>
           <w:ilvl w:val="0"/>
-          <w:numId w:val="47"/>
+          <w:numId w:val="56"/>
+        </w:numPr>
+      </w:pPr>
+      <w:r>
+        <w:rPr>
+          <w:b/>
+          <w:bCs/>
+        </w:rPr>
+        <w:t>Accessibility leadership and strategy:</w:t>
+      </w:r>
+      <w:r>
+        <w:br/>
+      </w:r>
+      <w:r>
+        <w:t>Accessibility strategy, governance, compliance, testing, and organisational maturity.</w:t>
+      </w:r>
+    </w:p>
+    <w:p>
+      <w:pPr>
+        <w:pStyle w:val="ListParagraph"/>
+        <w:numPr>
+          <w:ilvl w:val="0"/>
+          <w:numId w:val="56"/>
         </w:numPr>
         <w:rPr>
           <w:lang w:eastAsia="en-GB"/>
@@ -226,9 +262,19 @@
       </w:pPr>
       <w:r>
         <w:rPr>
+          <w:b/>
+          <w:bCs/>
+        </w:rPr>
+        <w:t>Accessibility education and capability development</w:t>
+      </w:r>
+      <w:r>
+        <w:br/>
+      </w:r>
+      <w:r>
+        <w:rPr>
           <w:lang w:eastAsia="en-GB"/>
         </w:rPr>
-        <w:t>Accessibility leadership – Accessibility strategy, governance, compliance, testing, and organisational maturity.</w:t>
+        <w:t>Planning and leading organisation-wide learning strategies, including course design, scripting, production, and evaluation.</w:t>
       </w:r>
     </w:p>
     <w:p>
@@ -236,7 +282,7 @@
         <w:pStyle w:val="ListParagraph"/>
         <w:numPr>
           <w:ilvl w:val="0"/>
-          <w:numId w:val="47"/>
+          <w:numId w:val="56"/>
         </w:numPr>
         <w:rPr>
           <w:lang w:eastAsia="en-GB"/>
@@ -244,9 +290,27 @@
       </w:pPr>
       <w:r>
         <w:rPr>
+          <w:b/>
+          <w:bCs/>
           <w:lang w:eastAsia="en-GB"/>
         </w:rPr>
-        <w:t>Accessibility education and capability development – Planning and leading organisation-wide learning strategies, including course design, scripting, production, and evaluation.</w:t>
+        <w:t xml:space="preserve">Design system </w:t>
+      </w:r>
+      <w:r>
+        <w:rPr>
+          <w:b/>
+          <w:bCs/>
+        </w:rPr>
+        <w:t>development</w:t>
+      </w:r>
+      <w:r>
+        <w:br/>
+      </w:r>
+      <w:r>
+        <w:rPr>
+          <w:lang w:eastAsia="en-GB"/>
+        </w:rPr>
+        <w:t>Strategy, architecture, accessibility integration, and front-end implementation.</w:t>
       </w:r>
     </w:p>
     <w:p>
@@ -254,7 +318,7 @@
         <w:pStyle w:val="ListParagraph"/>
         <w:numPr>
           <w:ilvl w:val="0"/>
-          <w:numId w:val="47"/>
+          <w:numId w:val="56"/>
         </w:numPr>
         <w:rPr>
           <w:lang w:eastAsia="en-GB"/>
@@ -262,9 +326,20 @@
       </w:pPr>
       <w:r>
         <w:rPr>
+          <w:b/>
+          <w:bCs/>
           <w:lang w:eastAsia="en-GB"/>
         </w:rPr>
-        <w:t>Design system development – Strategy, architecture, accessibility integration, and front-end implementation.</w:t>
+        <w:t>Design research and user testing</w:t>
+      </w:r>
+      <w:r>
+        <w:br/>
+      </w:r>
+      <w:r>
+        <w:rPr>
+          <w:lang w:eastAsia="en-GB"/>
+        </w:rPr>
+        <w:t>Inclusive research, usability testing, and evaluation of digital experiences, including direct collaboration with people with disabilities.</w:t>
       </w:r>
     </w:p>
     <w:p>
@@ -272,26 +347,26 @@
         <w:pStyle w:val="ListParagraph"/>
         <w:numPr>
           <w:ilvl w:val="0"/>
-          <w:numId w:val="47"/>
+          <w:numId w:val="56"/>
         </w:numPr>
+      </w:pPr>
+      <w:r>
+        <w:rPr>
+          <w:b/>
+          <w:bCs/>
+          <w:lang w:eastAsia="en-GB"/>
+        </w:rPr>
+        <w:t>Technical accessibility and component architecture</w:t>
+      </w:r>
+      <w:r>
+        <w:br/>
+      </w:r>
+      <w:r>
         <w:rPr>
           <w:lang w:eastAsia="en-GB"/>
         </w:rPr>
-      </w:pPr>
-      <w:r>
-        <w:rPr>
-          <w:lang w:eastAsia="en-GB"/>
-        </w:rPr>
-        <w:t>UX/UI design – Inclusive research, user testing, and design of meaningful digital experiences for all users.</w:t>
-      </w:r>
-    </w:p>
-    <w:p>
-      <w:pPr>
-        <w:pStyle w:val="ListParagraph"/>
-        <w:rPr>
-          <w:lang w:eastAsia="en-GB"/>
-        </w:rPr>
-      </w:pPr>
+        <w:t>Deep understanding of HTML semantics, component behaviour, assistive technologies, browser and platform accessibility APIs, and how design system decisions propagate into real user outcomes.</w:t>
+      </w:r>
       <w:r>
         <w:rPr>
           <w:lang w:eastAsia="en-GB"/>
@@ -473,7 +548,13 @@
     </w:p>
     <w:p>
       <w:r>
-        <w:t>Built a responsive pattern library using OOCSS, Atomic CSS, BEM, and LESS. Responsible for design systemisation, HTML/CSS/LESS framework development, and improving design consistency across sites.</w:t>
+        <w:t xml:space="preserve">Built a responsive </w:t>
+      </w:r>
+      <w:r>
+        <w:t xml:space="preserve">component and layout </w:t>
+      </w:r>
+      <w:r>
+        <w:t>pattern library using OOCSS, Atomic CSS, BEM, and LESS. Responsible for design systemisation, HTML/CSS/LESS framework development, and improving design consistency across sites.</w:t>
       </w:r>
     </w:p>
     <w:p>
@@ -481,7 +562,7 @@
         <w:pStyle w:val="Heading3"/>
       </w:pPr>
       <w:r>
-        <w:t>UX/UI Designer and Accessibility Specialist - Max Design</w:t>
+        <w:t>UI Developer and Accessibility Specialist - Fiserv</w:t>
       </w:r>
     </w:p>
     <w:p>
@@ -489,15 +570,24 @@
         <w:pStyle w:val="Heading4"/>
       </w:pPr>
       <w:r>
-        <w:t xml:space="preserve">Jan 1990 – Feb 2015 | 25 years 2 </w:t>
-      </w:r>
-      <w:r>
-        <w:t>months</w:t>
+        <w:t>2013 – 2014 | 1 year</w:t>
       </w:r>
     </w:p>
     <w:p>
       <w:r>
-        <w:t>Founded and managed Max Design, a Sydney-based web development business specialising in accessibility, UX, and UI design. Clients included Sensis, Microsoft Australia, Sydney Morning Herald, Amnesty International Australia, and Reed Publishing. Delivered accessible, standards-compliant websites and led training on web standards and accessibility best practices.</w:t>
+        <w:t>Provided accessibility advice and support for</w:t>
+      </w:r>
+      <w:r>
+        <w:t xml:space="preserve"> UI</w:t>
+      </w:r>
+      <w:r>
+        <w:t xml:space="preserve"> </w:t>
+      </w:r>
+      <w:r>
+        <w:t>component</w:t>
+      </w:r>
+      <w:r>
+        <w:t xml:space="preserve"> implementation across a large banking application. Developed HTML/CSS pattern libraries aligned with WCAG standards.</w:t>
       </w:r>
     </w:p>
     <w:p>
@@ -513,7 +603,13 @@
         <w:pStyle w:val="Heading4"/>
       </w:pPr>
       <w:r>
-        <w:t>Jan 1998 – Dec 2014 | 17 years</w:t>
+        <w:t>Jan 1998 – Dec 201</w:t>
+      </w:r>
+      <w:r>
+        <w:t>3</w:t>
+      </w:r>
+      <w:r>
+        <w:t xml:space="preserve"> | 17 years</w:t>
       </w:r>
     </w:p>
     <w:p>
@@ -548,7 +644,7 @@
       </w:pPr>
       <w:r>
         <w:lastRenderedPageBreak/>
-        <w:t>Design Studio Manager - Australian Museum</w:t>
+        <w:t>UX/UI Designer and Accessibility Specialist - Max Design</w:t>
       </w:r>
     </w:p>
     <w:p>
@@ -556,80 +652,39 @@
         <w:pStyle w:val="Heading4"/>
       </w:pPr>
       <w:r>
-        <w:t>Jan 1993 – Jan 1997 | 4 years 1 month</w:t>
+        <w:t>Jan 1990 – Feb 2014 | 25 years</w:t>
       </w:r>
     </w:p>
     <w:p>
       <w:r>
-        <w:t>Managed graphic and exhibition design for the museum. Supervised 4 designers and delivered exhibition and print materials across departments.</w:t>
+        <w:t>Founded and managed Max Design, a Sydney-based web development business specialising in accessibility, UX, and UI design. Clients included Sensis, Microsoft Australia, Sydney Morning Herald, Amnesty International Australia, and Reed Publishing. Delivered accessible, standards-compliant websites and led training on web standards and accessibility best practices.</w:t>
+      </w:r>
+    </w:p>
+    <w:p/>
+    <w:p/>
+    <w:p>
+      <w:pPr>
+        <w:spacing w:before="0" w:after="0" w:line="240" w:lineRule="auto"/>
+      </w:pPr>
+      <w:r>
+        <w:br w:type="page"/>
       </w:r>
     </w:p>
     <w:p>
       <w:pPr>
-        <w:pStyle w:val="Heading3"/>
-      </w:pPr>
-      <w:r>
-        <w:t>Exhibition and Graphic Designer - Australian Museum</w:t>
+        <w:pStyle w:val="Heading2"/>
+      </w:pPr>
+      <w:r>
+        <w:lastRenderedPageBreak/>
+        <w:t>Skills</w:t>
       </w:r>
     </w:p>
     <w:p>
       <w:pPr>
-        <w:pStyle w:val="Heading4"/>
-      </w:pPr>
-      <w:r>
-        <w:t>Jan 1985 – Jan 1992 | 7 years 1 month</w:t>
-      </w:r>
-    </w:p>
-    <w:p>
-      <w:r>
-        <w:t>Designed marketing and exhibition materials including signage, brochures, reports, and educational content. Responsible for visual design, layout, and production of exhibition graphics and interpretive materials.</w:t>
-      </w:r>
-    </w:p>
-    <w:p>
-      <w:pPr>
         <w:pStyle w:val="Heading3"/>
       </w:pPr>
       <w:r>
-        <w:t>UI Developer and Accessibility Specialist - Fiserv</w:t>
-      </w:r>
-    </w:p>
-    <w:p>
-      <w:pPr>
-        <w:pStyle w:val="Heading4"/>
-      </w:pPr>
-      <w:r>
-        <w:t>2013 – 2014 | 1 year</w:t>
-      </w:r>
-    </w:p>
-    <w:p>
-      <w:r>
-        <w:t>Provided accessibility advice and support for pattern implementation across a large banking application. Developed HTML/CSS pattern libraries aligned with WCAG standards.</w:t>
-      </w:r>
-    </w:p>
-    <w:p/>
-    <w:p>
-      <w:pPr>
-        <w:spacing w:before="0" w:after="0" w:line="240" w:lineRule="auto"/>
-      </w:pPr>
-      <w:r>
-        <w:br w:type="page"/>
-      </w:r>
-    </w:p>
-    <w:p>
-      <w:pPr>
-        <w:pStyle w:val="Heading2"/>
-      </w:pPr>
-      <w:r>
-        <w:lastRenderedPageBreak/>
-        <w:t>Skills</w:t>
-      </w:r>
-    </w:p>
-    <w:p>
-      <w:pPr>
-        <w:pStyle w:val="Heading3"/>
-      </w:pPr>
-      <w:r>
-        <w:t>Accessibility</w:t>
+        <w:t>Accessibility strategy and leadership</w:t>
       </w:r>
     </w:p>
     <w:p>
@@ -637,7 +692,7 @@
         <w:pStyle w:val="ListParagraph"/>
         <w:numPr>
           <w:ilvl w:val="0"/>
-          <w:numId w:val="42"/>
+          <w:numId w:val="49"/>
         </w:numPr>
       </w:pPr>
       <w:r>
@@ -649,11 +704,11 @@
         <w:pStyle w:val="ListParagraph"/>
         <w:numPr>
           <w:ilvl w:val="0"/>
-          <w:numId w:val="42"/>
+          <w:numId w:val="49"/>
         </w:numPr>
       </w:pPr>
       <w:r>
-        <w:t>Accessibility testing and remediation (manual and automated)</w:t>
+        <w:t>WCAG interpretation, compliance planning, and risk management</w:t>
       </w:r>
     </w:p>
     <w:p>
@@ -661,11 +716,11 @@
         <w:pStyle w:val="ListParagraph"/>
         <w:numPr>
           <w:ilvl w:val="0"/>
-          <w:numId w:val="42"/>
+          <w:numId w:val="49"/>
         </w:numPr>
       </w:pPr>
       <w:r>
-        <w:t>Accessibility acceptance criteria and QA integration</w:t>
+        <w:t>Accessibility testing and remediation (manual and automated)</w:t>
       </w:r>
     </w:p>
     <w:p>
@@ -673,11 +728,11 @@
         <w:pStyle w:val="ListParagraph"/>
         <w:numPr>
           <w:ilvl w:val="0"/>
-          <w:numId w:val="42"/>
+          <w:numId w:val="49"/>
         </w:numPr>
       </w:pPr>
       <w:r>
-        <w:t>Organisational accessibility maturity assessment and improvement</w:t>
+        <w:t>Accessibility acceptance criteria and QA integration</w:t>
       </w:r>
     </w:p>
     <w:p>
@@ -685,19 +740,11 @@
         <w:pStyle w:val="ListParagraph"/>
         <w:numPr>
           <w:ilvl w:val="0"/>
-          <w:numId w:val="42"/>
+          <w:numId w:val="49"/>
         </w:numPr>
       </w:pPr>
       <w:r>
-        <w:t>Experience collaborating directly with people with disabilities in research and testing</w:t>
-      </w:r>
-    </w:p>
-    <w:p>
-      <w:pPr>
-        <w:pStyle w:val="Heading3"/>
-      </w:pPr>
-      <w:r>
-        <w:t>Design</w:t>
+        <w:t>Organisational accessibility maturity assessment and improvement</w:t>
       </w:r>
     </w:p>
     <w:p>
@@ -705,11 +752,19 @@
         <w:pStyle w:val="ListParagraph"/>
         <w:numPr>
           <w:ilvl w:val="0"/>
-          <w:numId w:val="43"/>
+          <w:numId w:val="49"/>
         </w:numPr>
       </w:pPr>
       <w:r>
-        <w:t>UX and UI design for accessible digital products</w:t>
+        <w:t>Embedding accessibility into workflows, systems, and teams</w:t>
+      </w:r>
+    </w:p>
+    <w:p>
+      <w:pPr>
+        <w:pStyle w:val="Heading3"/>
+      </w:pPr>
+      <w:r>
+        <w:t>Training and capability development</w:t>
       </w:r>
     </w:p>
     <w:p>
@@ -717,11 +772,11 @@
         <w:pStyle w:val="ListParagraph"/>
         <w:numPr>
           <w:ilvl w:val="0"/>
-          <w:numId w:val="43"/>
+          <w:numId w:val="54"/>
         </w:numPr>
       </w:pPr>
       <w:r>
-        <w:t>Inclusive research and user testing with diverse participants</w:t>
+        <w:t>Accessibility course design, scripting, and production</w:t>
       </w:r>
     </w:p>
     <w:p>
@@ -729,11 +784,11 @@
         <w:pStyle w:val="ListParagraph"/>
         <w:numPr>
           <w:ilvl w:val="0"/>
-          <w:numId w:val="43"/>
+          <w:numId w:val="54"/>
         </w:numPr>
       </w:pPr>
       <w:r>
-        <w:t>Pattern library design and documentation</w:t>
+        <w:t>Learning strategy and curriculum planning for organisations</w:t>
       </w:r>
     </w:p>
     <w:p>
@@ -741,19 +796,11 @@
         <w:pStyle w:val="ListParagraph"/>
         <w:numPr>
           <w:ilvl w:val="0"/>
-          <w:numId w:val="43"/>
+          <w:numId w:val="54"/>
         </w:numPr>
       </w:pPr>
       <w:r>
-        <w:t>Prototyping, information architecture, and interaction design</w:t>
-      </w:r>
-    </w:p>
-    <w:p>
-      <w:pPr>
-        <w:pStyle w:val="Heading3"/>
-      </w:pPr>
-      <w:r>
-        <w:t>Design systems</w:t>
+        <w:t>Training facilitation across online, self-paced, and instructor-led formats</w:t>
       </w:r>
     </w:p>
     <w:p>
@@ -761,11 +808,19 @@
         <w:pStyle w:val="ListParagraph"/>
         <w:numPr>
           <w:ilvl w:val="0"/>
-          <w:numId w:val="44"/>
+          <w:numId w:val="54"/>
         </w:numPr>
       </w:pPr>
       <w:r>
-        <w:t>Design system architecture, component standards, and documentation</w:t>
+        <w:t>Building long-term organisational accessibility capability through education</w:t>
+      </w:r>
+    </w:p>
+    <w:p>
+      <w:pPr>
+        <w:pStyle w:val="Heading3"/>
+      </w:pPr>
+      <w:r>
+        <w:t>Inclusive research with people with disabilities</w:t>
       </w:r>
     </w:p>
     <w:p>
@@ -773,11 +828,11 @@
         <w:pStyle w:val="ListParagraph"/>
         <w:numPr>
           <w:ilvl w:val="0"/>
-          <w:numId w:val="44"/>
+          <w:numId w:val="50"/>
         </w:numPr>
       </w:pPr>
       <w:r>
-        <w:t>Accessibility strategy and testing within design systems</w:t>
+        <w:t>Extensive experience collaborating directly with people with disabilities in research, testing, and co-design</w:t>
       </w:r>
     </w:p>
     <w:p>
@@ -785,19 +840,11 @@
         <w:pStyle w:val="ListParagraph"/>
         <w:numPr>
           <w:ilvl w:val="0"/>
-          <w:numId w:val="44"/>
+          <w:numId w:val="50"/>
         </w:numPr>
       </w:pPr>
       <w:r>
-        <w:t>Governance models for scalable, multi-brand systems</w:t>
-      </w:r>
-    </w:p>
-    <w:p>
-      <w:pPr>
-        <w:pStyle w:val="Heading3"/>
-      </w:pPr>
-      <w:r>
-        <w:t>Development</w:t>
+        <w:t>Conducting focus groups, interviews, moderated testing, and contextual inquiry</w:t>
       </w:r>
     </w:p>
     <w:p>
@@ -805,19 +852,11 @@
         <w:pStyle w:val="ListParagraph"/>
         <w:numPr>
           <w:ilvl w:val="0"/>
-          <w:numId w:val="44"/>
+          <w:numId w:val="50"/>
         </w:numPr>
       </w:pPr>
       <w:r>
-        <w:t>Front-end development (HTML, CSS, SCSS) and design-to-code workflows</w:t>
-      </w:r>
-    </w:p>
-    <w:p>
-      <w:pPr>
-        <w:pStyle w:val="Heading3"/>
-      </w:pPr>
-      <w:r>
-        <w:t>Training and education</w:t>
+        <w:t>Adapting research and testing methods for different access needs and assistive technologies</w:t>
       </w:r>
     </w:p>
     <w:p>
@@ -825,11 +864,19 @@
         <w:pStyle w:val="ListParagraph"/>
         <w:numPr>
           <w:ilvl w:val="0"/>
-          <w:numId w:val="45"/>
+          <w:numId w:val="50"/>
         </w:numPr>
       </w:pPr>
       <w:r>
-        <w:t>Accessibility course design, scripting, and production</w:t>
+        <w:t>Strong focus on ethical, respectful, and non-tokenistic engagement</w:t>
+      </w:r>
+    </w:p>
+    <w:p>
+      <w:pPr>
+        <w:pStyle w:val="Heading3"/>
+      </w:pPr>
+      <w:r>
+        <w:t>Design research and UX practice</w:t>
       </w:r>
     </w:p>
     <w:p>
@@ -837,11 +884,11 @@
         <w:pStyle w:val="ListParagraph"/>
         <w:numPr>
           <w:ilvl w:val="0"/>
-          <w:numId w:val="45"/>
+          <w:numId w:val="51"/>
         </w:numPr>
       </w:pPr>
       <w:r>
-        <w:t>Learning strategy and curriculum planning for organisations</w:t>
+        <w:t>Inclusive research and usability testing with diverse participants</w:t>
       </w:r>
     </w:p>
     <w:p>
@@ -849,11 +896,11 @@
         <w:pStyle w:val="ListParagraph"/>
         <w:numPr>
           <w:ilvl w:val="0"/>
-          <w:numId w:val="45"/>
+          <w:numId w:val="51"/>
         </w:numPr>
       </w:pPr>
       <w:r>
-        <w:t>Training facilitation (online, self-paced, and instructor-led formats)</w:t>
+        <w:t>UX and UI design for accessible digital products</w:t>
       </w:r>
     </w:p>
     <w:p>
@@ -861,17 +908,211 @@
         <w:pStyle w:val="ListParagraph"/>
         <w:numPr>
           <w:ilvl w:val="0"/>
-          <w:numId w:val="45"/>
+          <w:numId w:val="51"/>
         </w:numPr>
       </w:pPr>
       <w:r>
-        <w:t>Building organisational accessibility capability through education programs</w:t>
+        <w:t>Pattern evaluation, interaction design, and usability analysis</w:t>
       </w:r>
     </w:p>
     <w:p>
       <w:pPr>
+        <w:pStyle w:val="ListParagraph"/>
+        <w:numPr>
+          <w:ilvl w:val="0"/>
+          <w:numId w:val="51"/>
+        </w:numPr>
+      </w:pPr>
+      <w:r>
+        <w:t>Information architecture and experience design grounded in real user behaviour</w:t>
+      </w:r>
+    </w:p>
+    <w:p>
+      <w:pPr>
+        <w:pStyle w:val="Heading3"/>
+      </w:pPr>
+      <w:r>
+        <w:t>Design systems</w:t>
+      </w:r>
+    </w:p>
+    <w:p>
+      <w:pPr>
+        <w:pStyle w:val="ListParagraph"/>
+        <w:numPr>
+          <w:ilvl w:val="0"/>
+          <w:numId w:val="52"/>
+        </w:numPr>
+      </w:pPr>
+      <w:r>
+        <w:t>Design system strategy, architecture, and governance</w:t>
+      </w:r>
+    </w:p>
+    <w:p>
+      <w:pPr>
+        <w:pStyle w:val="ListParagraph"/>
+        <w:numPr>
+          <w:ilvl w:val="0"/>
+          <w:numId w:val="52"/>
+        </w:numPr>
+      </w:pPr>
+      <w:r>
+        <w:t>Component standards, documentation, and contribution models</w:t>
+      </w:r>
+    </w:p>
+    <w:p>
+      <w:pPr>
+        <w:pStyle w:val="ListParagraph"/>
+        <w:numPr>
+          <w:ilvl w:val="0"/>
+          <w:numId w:val="52"/>
+        </w:numPr>
+      </w:pPr>
+      <w:r>
+        <w:lastRenderedPageBreak/>
+        <w:t>Accessibility integration and testing within design systems</w:t>
+      </w:r>
+    </w:p>
+    <w:p>
+      <w:pPr>
+        <w:pStyle w:val="ListParagraph"/>
+        <w:numPr>
+          <w:ilvl w:val="0"/>
+          <w:numId w:val="52"/>
+        </w:numPr>
+      </w:pPr>
+      <w:r>
+        <w:t>Scalable, multi-brand design system approaches</w:t>
+      </w:r>
+    </w:p>
+    <w:p>
+      <w:pPr>
+        <w:pStyle w:val="ListParagraph"/>
+        <w:numPr>
+          <w:ilvl w:val="0"/>
+          <w:numId w:val="52"/>
+        </w:numPr>
         <w:spacing w:before="0" w:after="0" w:line="240" w:lineRule="auto"/>
       </w:pPr>
+      <w:r>
+        <w:t>Translating accessibility requirements into reusable components</w:t>
+      </w:r>
+    </w:p>
+    <w:p>
+      <w:pPr>
+        <w:spacing w:before="0" w:after="0" w:line="240" w:lineRule="auto"/>
+      </w:pPr>
+    </w:p>
+    <w:p>
+      <w:pPr>
+        <w:pStyle w:val="Heading3"/>
+      </w:pPr>
+      <w:r>
+        <w:t>Technical accessibility and front-end development</w:t>
+      </w:r>
+    </w:p>
+    <w:p>
+      <w:pPr>
+        <w:pStyle w:val="ListParagraph"/>
+        <w:numPr>
+          <w:ilvl w:val="0"/>
+          <w:numId w:val="55"/>
+        </w:numPr>
+      </w:pPr>
+      <w:r>
+        <w:t>Front-end development using HTML, CSS, and SCSS</w:t>
+      </w:r>
+    </w:p>
+    <w:p>
+      <w:pPr>
+        <w:pStyle w:val="ListParagraph"/>
+        <w:numPr>
+          <w:ilvl w:val="0"/>
+          <w:numId w:val="55"/>
+        </w:numPr>
+      </w:pPr>
+      <w:r>
+        <w:t>Deep understanding of semantic HTML and native browser behaviour</w:t>
+      </w:r>
+    </w:p>
+    <w:p>
+      <w:pPr>
+        <w:pStyle w:val="ListParagraph"/>
+        <w:numPr>
+          <w:ilvl w:val="0"/>
+          <w:numId w:val="55"/>
+        </w:numPr>
+      </w:pPr>
+      <w:r>
+        <w:t>Component behaviour analysis and design-to-code workflows</w:t>
+      </w:r>
+    </w:p>
+    <w:p>
+      <w:pPr>
+        <w:pStyle w:val="ListParagraph"/>
+        <w:numPr>
+          <w:ilvl w:val="0"/>
+          <w:numId w:val="55"/>
+        </w:numPr>
+      </w:pPr>
+      <w:r>
+        <w:t>Diagnosing accessibility issues across component, page, and system levels</w:t>
+      </w:r>
+    </w:p>
+    <w:p>
+      <w:pPr>
+        <w:pStyle w:val="Heading3"/>
+      </w:pPr>
+      <w:r>
+        <w:t>Assistive technologies and platforms</w:t>
+      </w:r>
+    </w:p>
+    <w:p>
+      <w:pPr>
+        <w:pStyle w:val="ListParagraph"/>
+        <w:numPr>
+          <w:ilvl w:val="0"/>
+          <w:numId w:val="53"/>
+        </w:numPr>
+      </w:pPr>
+      <w:r>
+        <w:t>Practical experience testing with screen readers, keyboard navigation, and alternative input methods</w:t>
+      </w:r>
+    </w:p>
+    <w:p>
+      <w:pPr>
+        <w:pStyle w:val="ListParagraph"/>
+        <w:numPr>
+          <w:ilvl w:val="0"/>
+          <w:numId w:val="53"/>
+        </w:numPr>
+      </w:pPr>
+      <w:r>
+        <w:t>Understanding of browser accessibility trees and OS accessibility APIs</w:t>
+      </w:r>
+    </w:p>
+    <w:p>
+      <w:pPr>
+        <w:pStyle w:val="ListParagraph"/>
+        <w:numPr>
+          <w:ilvl w:val="0"/>
+          <w:numId w:val="53"/>
+        </w:numPr>
+      </w:pPr>
+      <w:r>
+        <w:t>Ability to analyse how browser, platform, and assistive technology layers interact</w:t>
+      </w:r>
+    </w:p>
+    <w:p>
+      <w:pPr>
+        <w:pStyle w:val="ListParagraph"/>
+        <w:numPr>
+          <w:ilvl w:val="0"/>
+          <w:numId w:val="53"/>
+        </w:numPr>
+      </w:pPr>
+      <w:r>
+        <w:t>Identifying root causes of accessibility issues beyond surface-level failures</w:t>
+      </w:r>
     </w:p>
     <w:sectPr>
       <w:pgSz w:w="11906" w:h="16838"/>
@@ -2355,6 +2596,119 @@
     </w:lvl>
   </w:abstractNum>
   <w:abstractNum w:abstractNumId="13" w15:restartNumberingAfterBreak="0">
+    <w:nsid w:val="2FCA1B32"/>
+    <w:multiLevelType w:val="hybridMultilevel"/>
+    <w:tmpl w:val="E5A80598"/>
+    <w:lvl w:ilvl="0" w:tplc="08090001">
+      <w:start w:val="1"/>
+      <w:numFmt w:val="bullet"/>
+      <w:lvlText w:val=""/>
+      <w:lvlJc w:val="left"/>
+      <w:pPr>
+        <w:ind w:left="720" w:hanging="360"/>
+      </w:pPr>
+      <w:rPr>
+        <w:rFonts w:ascii="Symbol" w:hAnsi="Symbol" w:hint="default"/>
+      </w:rPr>
+    </w:lvl>
+    <w:lvl w:ilvl="1" w:tplc="08090003" w:tentative="1">
+      <w:start w:val="1"/>
+      <w:numFmt w:val="bullet"/>
+      <w:lvlText w:val="o"/>
+      <w:lvlJc w:val="left"/>
+      <w:pPr>
+        <w:ind w:left="1440" w:hanging="360"/>
+      </w:pPr>
+      <w:rPr>
+        <w:rFonts w:ascii="Courier New" w:hAnsi="Courier New" w:cs="Courier New" w:hint="default"/>
+      </w:rPr>
+    </w:lvl>
+    <w:lvl w:ilvl="2" w:tplc="08090005" w:tentative="1">
+      <w:start w:val="1"/>
+      <w:numFmt w:val="bullet"/>
+      <w:lvlText w:val=""/>
+      <w:lvlJc w:val="left"/>
+      <w:pPr>
+        <w:ind w:left="2160" w:hanging="360"/>
+      </w:pPr>
+      <w:rPr>
+        <w:rFonts w:ascii="Wingdings" w:hAnsi="Wingdings" w:hint="default"/>
+      </w:rPr>
+    </w:lvl>
+    <w:lvl w:ilvl="3" w:tplc="08090001" w:tentative="1">
+      <w:start w:val="1"/>
+      <w:numFmt w:val="bullet"/>
+      <w:lvlText w:val=""/>
+      <w:lvlJc w:val="left"/>
+      <w:pPr>
+        <w:ind w:left="2880" w:hanging="360"/>
+      </w:pPr>
+      <w:rPr>
+        <w:rFonts w:ascii="Symbol" w:hAnsi="Symbol" w:hint="default"/>
+      </w:rPr>
+    </w:lvl>
+    <w:lvl w:ilvl="4" w:tplc="08090003" w:tentative="1">
+      <w:start w:val="1"/>
+      <w:numFmt w:val="bullet"/>
+      <w:lvlText w:val="o"/>
+      <w:lvlJc w:val="left"/>
+      <w:pPr>
+        <w:ind w:left="3600" w:hanging="360"/>
+      </w:pPr>
+      <w:rPr>
+        <w:rFonts w:ascii="Courier New" w:hAnsi="Courier New" w:cs="Courier New" w:hint="default"/>
+      </w:rPr>
+    </w:lvl>
+    <w:lvl w:ilvl="5" w:tplc="08090005" w:tentative="1">
+      <w:start w:val="1"/>
+      <w:numFmt w:val="bullet"/>
+      <w:lvlText w:val=""/>
+      <w:lvlJc w:val="left"/>
+      <w:pPr>
+        <w:ind w:left="4320" w:hanging="360"/>
+      </w:pPr>
+      <w:rPr>
+        <w:rFonts w:ascii="Wingdings" w:hAnsi="Wingdings" w:hint="default"/>
+      </w:rPr>
+    </w:lvl>
+    <w:lvl w:ilvl="6" w:tplc="08090001" w:tentative="1">
+      <w:start w:val="1"/>
+      <w:numFmt w:val="bullet"/>
+      <w:lvlText w:val=""/>
+      <w:lvlJc w:val="left"/>
+      <w:pPr>
+        <w:ind w:left="5040" w:hanging="360"/>
+      </w:pPr>
+      <w:rPr>
+        <w:rFonts w:ascii="Symbol" w:hAnsi="Symbol" w:hint="default"/>
+      </w:rPr>
+    </w:lvl>
+    <w:lvl w:ilvl="7" w:tplc="08090003" w:tentative="1">
+      <w:start w:val="1"/>
+      <w:numFmt w:val="bullet"/>
+      <w:lvlText w:val="o"/>
+      <w:lvlJc w:val="left"/>
+      <w:pPr>
+        <w:ind w:left="5760" w:hanging="360"/>
+      </w:pPr>
+      <w:rPr>
+        <w:rFonts w:ascii="Courier New" w:hAnsi="Courier New" w:cs="Courier New" w:hint="default"/>
+      </w:rPr>
+    </w:lvl>
+    <w:lvl w:ilvl="8" w:tplc="08090005" w:tentative="1">
+      <w:start w:val="1"/>
+      <w:numFmt w:val="bullet"/>
+      <w:lvlText w:val=""/>
+      <w:lvlJc w:val="left"/>
+      <w:pPr>
+        <w:ind w:left="6480" w:hanging="360"/>
+      </w:pPr>
+      <w:rPr>
+        <w:rFonts w:ascii="Wingdings" w:hAnsi="Wingdings" w:hint="default"/>
+      </w:rPr>
+    </w:lvl>
+  </w:abstractNum>
+  <w:abstractNum w:abstractNumId="14" w15:restartNumberingAfterBreak="0">
     <w:nsid w:val="321047C6"/>
     <w:multiLevelType w:val="hybridMultilevel"/>
     <w:tmpl w:val="87121D38"/>
@@ -2467,7 +2821,7 @@
       </w:rPr>
     </w:lvl>
   </w:abstractNum>
-  <w:abstractNum w:abstractNumId="14" w15:restartNumberingAfterBreak="0">
+  <w:abstractNum w:abstractNumId="15" w15:restartNumberingAfterBreak="0">
     <w:nsid w:val="33A339FD"/>
     <w:multiLevelType w:val="hybridMultilevel"/>
     <w:tmpl w:val="DAEADF88"/>
@@ -2553,7 +2907,7 @@
       </w:pPr>
     </w:lvl>
   </w:abstractNum>
-  <w:abstractNum w:abstractNumId="15" w15:restartNumberingAfterBreak="0">
+  <w:abstractNum w:abstractNumId="16" w15:restartNumberingAfterBreak="0">
     <w:nsid w:val="344047AE"/>
     <w:multiLevelType w:val="hybridMultilevel"/>
     <w:tmpl w:val="56100EFE"/>
@@ -2666,7 +3020,7 @@
       </w:rPr>
     </w:lvl>
   </w:abstractNum>
-  <w:abstractNum w:abstractNumId="16" w15:restartNumberingAfterBreak="0">
+  <w:abstractNum w:abstractNumId="17" w15:restartNumberingAfterBreak="0">
     <w:nsid w:val="359C7071"/>
     <w:multiLevelType w:val="hybridMultilevel"/>
     <w:tmpl w:val="D200C8F6"/>
@@ -2779,7 +3133,120 @@
       </w:rPr>
     </w:lvl>
   </w:abstractNum>
-  <w:abstractNum w:abstractNumId="17" w15:restartNumberingAfterBreak="0">
+  <w:abstractNum w:abstractNumId="18" w15:restartNumberingAfterBreak="0">
+    <w:nsid w:val="35DA33D2"/>
+    <w:multiLevelType w:val="hybridMultilevel"/>
+    <w:tmpl w:val="917CF066"/>
+    <w:lvl w:ilvl="0" w:tplc="08090001">
+      <w:start w:val="1"/>
+      <w:numFmt w:val="bullet"/>
+      <w:lvlText w:val=""/>
+      <w:lvlJc w:val="left"/>
+      <w:pPr>
+        <w:ind w:left="720" w:hanging="360"/>
+      </w:pPr>
+      <w:rPr>
+        <w:rFonts w:ascii="Symbol" w:hAnsi="Symbol" w:hint="default"/>
+      </w:rPr>
+    </w:lvl>
+    <w:lvl w:ilvl="1" w:tplc="08090003" w:tentative="1">
+      <w:start w:val="1"/>
+      <w:numFmt w:val="bullet"/>
+      <w:lvlText w:val="o"/>
+      <w:lvlJc w:val="left"/>
+      <w:pPr>
+        <w:ind w:left="1440" w:hanging="360"/>
+      </w:pPr>
+      <w:rPr>
+        <w:rFonts w:ascii="Courier New" w:hAnsi="Courier New" w:cs="Courier New" w:hint="default"/>
+      </w:rPr>
+    </w:lvl>
+    <w:lvl w:ilvl="2" w:tplc="08090005" w:tentative="1">
+      <w:start w:val="1"/>
+      <w:numFmt w:val="bullet"/>
+      <w:lvlText w:val=""/>
+      <w:lvlJc w:val="left"/>
+      <w:pPr>
+        <w:ind w:left="2160" w:hanging="360"/>
+      </w:pPr>
+      <w:rPr>
+        <w:rFonts w:ascii="Wingdings" w:hAnsi="Wingdings" w:hint="default"/>
+      </w:rPr>
+    </w:lvl>
+    <w:lvl w:ilvl="3" w:tplc="08090001" w:tentative="1">
+      <w:start w:val="1"/>
+      <w:numFmt w:val="bullet"/>
+      <w:lvlText w:val=""/>
+      <w:lvlJc w:val="left"/>
+      <w:pPr>
+        <w:ind w:left="2880" w:hanging="360"/>
+      </w:pPr>
+      <w:rPr>
+        <w:rFonts w:ascii="Symbol" w:hAnsi="Symbol" w:hint="default"/>
+      </w:rPr>
+    </w:lvl>
+    <w:lvl w:ilvl="4" w:tplc="08090003" w:tentative="1">
+      <w:start w:val="1"/>
+      <w:numFmt w:val="bullet"/>
+      <w:lvlText w:val="o"/>
+      <w:lvlJc w:val="left"/>
+      <w:pPr>
+        <w:ind w:left="3600" w:hanging="360"/>
+      </w:pPr>
+      <w:rPr>
+        <w:rFonts w:ascii="Courier New" w:hAnsi="Courier New" w:cs="Courier New" w:hint="default"/>
+      </w:rPr>
+    </w:lvl>
+    <w:lvl w:ilvl="5" w:tplc="08090005" w:tentative="1">
+      <w:start w:val="1"/>
+      <w:numFmt w:val="bullet"/>
+      <w:lvlText w:val=""/>
+      <w:lvlJc w:val="left"/>
+      <w:pPr>
+        <w:ind w:left="4320" w:hanging="360"/>
+      </w:pPr>
+      <w:rPr>
+        <w:rFonts w:ascii="Wingdings" w:hAnsi="Wingdings" w:hint="default"/>
+      </w:rPr>
+    </w:lvl>
+    <w:lvl w:ilvl="6" w:tplc="08090001" w:tentative="1">
+      <w:start w:val="1"/>
+      <w:numFmt w:val="bullet"/>
+      <w:lvlText w:val=""/>
+      <w:lvlJc w:val="left"/>
+      <w:pPr>
+        <w:ind w:left="5040" w:hanging="360"/>
+      </w:pPr>
+      <w:rPr>
+        <w:rFonts w:ascii="Symbol" w:hAnsi="Symbol" w:hint="default"/>
+      </w:rPr>
+    </w:lvl>
+    <w:lvl w:ilvl="7" w:tplc="08090003" w:tentative="1">
+      <w:start w:val="1"/>
+      <w:numFmt w:val="bullet"/>
+      <w:lvlText w:val="o"/>
+      <w:lvlJc w:val="left"/>
+      <w:pPr>
+        <w:ind w:left="5760" w:hanging="360"/>
+      </w:pPr>
+      <w:rPr>
+        <w:rFonts w:ascii="Courier New" w:hAnsi="Courier New" w:cs="Courier New" w:hint="default"/>
+      </w:rPr>
+    </w:lvl>
+    <w:lvl w:ilvl="8" w:tplc="08090005" w:tentative="1">
+      <w:start w:val="1"/>
+      <w:numFmt w:val="bullet"/>
+      <w:lvlText w:val=""/>
+      <w:lvlJc w:val="left"/>
+      <w:pPr>
+        <w:ind w:left="6480" w:hanging="360"/>
+      </w:pPr>
+      <w:rPr>
+        <w:rFonts w:ascii="Wingdings" w:hAnsi="Wingdings" w:hint="default"/>
+      </w:rPr>
+    </w:lvl>
+  </w:abstractNum>
+  <w:abstractNum w:abstractNumId="19" w15:restartNumberingAfterBreak="0">
     <w:nsid w:val="3BC35E87"/>
     <w:multiLevelType w:val="hybridMultilevel"/>
     <w:tmpl w:val="6BA2C36E"/>
@@ -2892,7 +3359,7 @@
       </w:rPr>
     </w:lvl>
   </w:abstractNum>
-  <w:abstractNum w:abstractNumId="18" w15:restartNumberingAfterBreak="0">
+  <w:abstractNum w:abstractNumId="20" w15:restartNumberingAfterBreak="0">
     <w:nsid w:val="3EC832ED"/>
     <w:multiLevelType w:val="hybridMultilevel"/>
     <w:tmpl w:val="3CB08B76"/>
@@ -3005,7 +3472,120 @@
       </w:rPr>
     </w:lvl>
   </w:abstractNum>
-  <w:abstractNum w:abstractNumId="19" w15:restartNumberingAfterBreak="0">
+  <w:abstractNum w:abstractNumId="21" w15:restartNumberingAfterBreak="0">
+    <w:nsid w:val="3FA13B41"/>
+    <w:multiLevelType w:val="hybridMultilevel"/>
+    <w:tmpl w:val="DFA8DA4A"/>
+    <w:lvl w:ilvl="0" w:tplc="08090001">
+      <w:start w:val="1"/>
+      <w:numFmt w:val="bullet"/>
+      <w:lvlText w:val=""/>
+      <w:lvlJc w:val="left"/>
+      <w:pPr>
+        <w:ind w:left="720" w:hanging="360"/>
+      </w:pPr>
+      <w:rPr>
+        <w:rFonts w:ascii="Symbol" w:hAnsi="Symbol" w:hint="default"/>
+      </w:rPr>
+    </w:lvl>
+    <w:lvl w:ilvl="1" w:tplc="08090003" w:tentative="1">
+      <w:start w:val="1"/>
+      <w:numFmt w:val="bullet"/>
+      <w:lvlText w:val="o"/>
+      <w:lvlJc w:val="left"/>
+      <w:pPr>
+        <w:ind w:left="1440" w:hanging="360"/>
+      </w:pPr>
+      <w:rPr>
+        <w:rFonts w:ascii="Courier New" w:hAnsi="Courier New" w:cs="Courier New" w:hint="default"/>
+      </w:rPr>
+    </w:lvl>
+    <w:lvl w:ilvl="2" w:tplc="08090005" w:tentative="1">
+      <w:start w:val="1"/>
+      <w:numFmt w:val="bullet"/>
+      <w:lvlText w:val=""/>
+      <w:lvlJc w:val="left"/>
+      <w:pPr>
+        <w:ind w:left="2160" w:hanging="360"/>
+      </w:pPr>
+      <w:rPr>
+        <w:rFonts w:ascii="Wingdings" w:hAnsi="Wingdings" w:hint="default"/>
+      </w:rPr>
+    </w:lvl>
+    <w:lvl w:ilvl="3" w:tplc="08090001" w:tentative="1">
+      <w:start w:val="1"/>
+      <w:numFmt w:val="bullet"/>
+      <w:lvlText w:val=""/>
+      <w:lvlJc w:val="left"/>
+      <w:pPr>
+        <w:ind w:left="2880" w:hanging="360"/>
+      </w:pPr>
+      <w:rPr>
+        <w:rFonts w:ascii="Symbol" w:hAnsi="Symbol" w:hint="default"/>
+      </w:rPr>
+    </w:lvl>
+    <w:lvl w:ilvl="4" w:tplc="08090003" w:tentative="1">
+      <w:start w:val="1"/>
+      <w:numFmt w:val="bullet"/>
+      <w:lvlText w:val="o"/>
+      <w:lvlJc w:val="left"/>
+      <w:pPr>
+        <w:ind w:left="3600" w:hanging="360"/>
+      </w:pPr>
+      <w:rPr>
+        <w:rFonts w:ascii="Courier New" w:hAnsi="Courier New" w:cs="Courier New" w:hint="default"/>
+      </w:rPr>
+    </w:lvl>
+    <w:lvl w:ilvl="5" w:tplc="08090005" w:tentative="1">
+      <w:start w:val="1"/>
+      <w:numFmt w:val="bullet"/>
+      <w:lvlText w:val=""/>
+      <w:lvlJc w:val="left"/>
+      <w:pPr>
+        <w:ind w:left="4320" w:hanging="360"/>
+      </w:pPr>
+      <w:rPr>
+        <w:rFonts w:ascii="Wingdings" w:hAnsi="Wingdings" w:hint="default"/>
+      </w:rPr>
+    </w:lvl>
+    <w:lvl w:ilvl="6" w:tplc="08090001" w:tentative="1">
+      <w:start w:val="1"/>
+      <w:numFmt w:val="bullet"/>
+      <w:lvlText w:val=""/>
+      <w:lvlJc w:val="left"/>
+      <w:pPr>
+        <w:ind w:left="5040" w:hanging="360"/>
+      </w:pPr>
+      <w:rPr>
+        <w:rFonts w:ascii="Symbol" w:hAnsi="Symbol" w:hint="default"/>
+      </w:rPr>
+    </w:lvl>
+    <w:lvl w:ilvl="7" w:tplc="08090003" w:tentative="1">
+      <w:start w:val="1"/>
+      <w:numFmt w:val="bullet"/>
+      <w:lvlText w:val="o"/>
+      <w:lvlJc w:val="left"/>
+      <w:pPr>
+        <w:ind w:left="5760" w:hanging="360"/>
+      </w:pPr>
+      <w:rPr>
+        <w:rFonts w:ascii="Courier New" w:hAnsi="Courier New" w:cs="Courier New" w:hint="default"/>
+      </w:rPr>
+    </w:lvl>
+    <w:lvl w:ilvl="8" w:tplc="08090005" w:tentative="1">
+      <w:start w:val="1"/>
+      <w:numFmt w:val="bullet"/>
+      <w:lvlText w:val=""/>
+      <w:lvlJc w:val="left"/>
+      <w:pPr>
+        <w:ind w:left="6480" w:hanging="360"/>
+      </w:pPr>
+      <w:rPr>
+        <w:rFonts w:ascii="Wingdings" w:hAnsi="Wingdings" w:hint="default"/>
+      </w:rPr>
+    </w:lvl>
+  </w:abstractNum>
+  <w:abstractNum w:abstractNumId="22" w15:restartNumberingAfterBreak="0">
     <w:nsid w:val="40537E84"/>
     <w:multiLevelType w:val="hybridMultilevel"/>
     <w:tmpl w:val="E1BC7BDA"/>
@@ -3118,7 +3698,7 @@
       </w:rPr>
     </w:lvl>
   </w:abstractNum>
-  <w:abstractNum w:abstractNumId="20" w15:restartNumberingAfterBreak="0">
+  <w:abstractNum w:abstractNumId="23" w15:restartNumberingAfterBreak="0">
     <w:nsid w:val="41B91DD7"/>
     <w:multiLevelType w:val="hybridMultilevel"/>
     <w:tmpl w:val="11C64406"/>
@@ -3231,7 +3811,7 @@
       </w:rPr>
     </w:lvl>
   </w:abstractNum>
-  <w:abstractNum w:abstractNumId="21" w15:restartNumberingAfterBreak="0">
+  <w:abstractNum w:abstractNumId="24" w15:restartNumberingAfterBreak="0">
     <w:nsid w:val="44BF0806"/>
     <w:multiLevelType w:val="hybridMultilevel"/>
     <w:tmpl w:val="1B18ADE6"/>
@@ -3344,7 +3924,7 @@
       </w:rPr>
     </w:lvl>
   </w:abstractNum>
-  <w:abstractNum w:abstractNumId="22" w15:restartNumberingAfterBreak="0">
+  <w:abstractNum w:abstractNumId="25" w15:restartNumberingAfterBreak="0">
     <w:nsid w:val="44D61130"/>
     <w:multiLevelType w:val="hybridMultilevel"/>
     <w:tmpl w:val="3FA4CBEA"/>
@@ -3457,7 +4037,7 @@
       </w:rPr>
     </w:lvl>
   </w:abstractNum>
-  <w:abstractNum w:abstractNumId="23" w15:restartNumberingAfterBreak="0">
+  <w:abstractNum w:abstractNumId="26" w15:restartNumberingAfterBreak="0">
     <w:nsid w:val="44F22D09"/>
     <w:multiLevelType w:val="hybridMultilevel"/>
     <w:tmpl w:val="DED4208E"/>
@@ -3570,7 +4150,120 @@
       </w:rPr>
     </w:lvl>
   </w:abstractNum>
-  <w:abstractNum w:abstractNumId="24" w15:restartNumberingAfterBreak="0">
+  <w:abstractNum w:abstractNumId="27" w15:restartNumberingAfterBreak="0">
+    <w:nsid w:val="48BA54AF"/>
+    <w:multiLevelType w:val="hybridMultilevel"/>
+    <w:tmpl w:val="FB00DFAC"/>
+    <w:lvl w:ilvl="0" w:tplc="08090001">
+      <w:start w:val="1"/>
+      <w:numFmt w:val="bullet"/>
+      <w:lvlText w:val=""/>
+      <w:lvlJc w:val="left"/>
+      <w:pPr>
+        <w:ind w:left="720" w:hanging="360"/>
+      </w:pPr>
+      <w:rPr>
+        <w:rFonts w:ascii="Symbol" w:hAnsi="Symbol" w:hint="default"/>
+      </w:rPr>
+    </w:lvl>
+    <w:lvl w:ilvl="1" w:tplc="08090003" w:tentative="1">
+      <w:start w:val="1"/>
+      <w:numFmt w:val="bullet"/>
+      <w:lvlText w:val="o"/>
+      <w:lvlJc w:val="left"/>
+      <w:pPr>
+        <w:ind w:left="1440" w:hanging="360"/>
+      </w:pPr>
+      <w:rPr>
+        <w:rFonts w:ascii="Courier New" w:hAnsi="Courier New" w:cs="Courier New" w:hint="default"/>
+      </w:rPr>
+    </w:lvl>
+    <w:lvl w:ilvl="2" w:tplc="08090005" w:tentative="1">
+      <w:start w:val="1"/>
+      <w:numFmt w:val="bullet"/>
+      <w:lvlText w:val=""/>
+      <w:lvlJc w:val="left"/>
+      <w:pPr>
+        <w:ind w:left="2160" w:hanging="360"/>
+      </w:pPr>
+      <w:rPr>
+        <w:rFonts w:ascii="Wingdings" w:hAnsi="Wingdings" w:hint="default"/>
+      </w:rPr>
+    </w:lvl>
+    <w:lvl w:ilvl="3" w:tplc="08090001" w:tentative="1">
+      <w:start w:val="1"/>
+      <w:numFmt w:val="bullet"/>
+      <w:lvlText w:val=""/>
+      <w:lvlJc w:val="left"/>
+      <w:pPr>
+        <w:ind w:left="2880" w:hanging="360"/>
+      </w:pPr>
+      <w:rPr>
+        <w:rFonts w:ascii="Symbol" w:hAnsi="Symbol" w:hint="default"/>
+      </w:rPr>
+    </w:lvl>
+    <w:lvl w:ilvl="4" w:tplc="08090003" w:tentative="1">
+      <w:start w:val="1"/>
+      <w:numFmt w:val="bullet"/>
+      <w:lvlText w:val="o"/>
+      <w:lvlJc w:val="left"/>
+      <w:pPr>
+        <w:ind w:left="3600" w:hanging="360"/>
+      </w:pPr>
+      <w:rPr>
+        <w:rFonts w:ascii="Courier New" w:hAnsi="Courier New" w:cs="Courier New" w:hint="default"/>
+      </w:rPr>
+    </w:lvl>
+    <w:lvl w:ilvl="5" w:tplc="08090005" w:tentative="1">
+      <w:start w:val="1"/>
+      <w:numFmt w:val="bullet"/>
+      <w:lvlText w:val=""/>
+      <w:lvlJc w:val="left"/>
+      <w:pPr>
+        <w:ind w:left="4320" w:hanging="360"/>
+      </w:pPr>
+      <w:rPr>
+        <w:rFonts w:ascii="Wingdings" w:hAnsi="Wingdings" w:hint="default"/>
+      </w:rPr>
+    </w:lvl>
+    <w:lvl w:ilvl="6" w:tplc="08090001" w:tentative="1">
+      <w:start w:val="1"/>
+      <w:numFmt w:val="bullet"/>
+      <w:lvlText w:val=""/>
+      <w:lvlJc w:val="left"/>
+      <w:pPr>
+        <w:ind w:left="5040" w:hanging="360"/>
+      </w:pPr>
+      <w:rPr>
+        <w:rFonts w:ascii="Symbol" w:hAnsi="Symbol" w:hint="default"/>
+      </w:rPr>
+    </w:lvl>
+    <w:lvl w:ilvl="7" w:tplc="08090003" w:tentative="1">
+      <w:start w:val="1"/>
+      <w:numFmt w:val="bullet"/>
+      <w:lvlText w:val="o"/>
+      <w:lvlJc w:val="left"/>
+      <w:pPr>
+        <w:ind w:left="5760" w:hanging="360"/>
+      </w:pPr>
+      <w:rPr>
+        <w:rFonts w:ascii="Courier New" w:hAnsi="Courier New" w:cs="Courier New" w:hint="default"/>
+      </w:rPr>
+    </w:lvl>
+    <w:lvl w:ilvl="8" w:tplc="08090005" w:tentative="1">
+      <w:start w:val="1"/>
+      <w:numFmt w:val="bullet"/>
+      <w:lvlText w:val=""/>
+      <w:lvlJc w:val="left"/>
+      <w:pPr>
+        <w:ind w:left="6480" w:hanging="360"/>
+      </w:pPr>
+      <w:rPr>
+        <w:rFonts w:ascii="Wingdings" w:hAnsi="Wingdings" w:hint="default"/>
+      </w:rPr>
+    </w:lvl>
+  </w:abstractNum>
+  <w:abstractNum w:abstractNumId="28" w15:restartNumberingAfterBreak="0">
     <w:nsid w:val="49D81753"/>
     <w:multiLevelType w:val="hybridMultilevel"/>
     <w:tmpl w:val="261A382A"/>
@@ -3683,7 +4376,7 @@
       </w:rPr>
     </w:lvl>
   </w:abstractNum>
-  <w:abstractNum w:abstractNumId="25" w15:restartNumberingAfterBreak="0">
+  <w:abstractNum w:abstractNumId="29" w15:restartNumberingAfterBreak="0">
     <w:nsid w:val="4A8C311A"/>
     <w:multiLevelType w:val="hybridMultilevel"/>
     <w:tmpl w:val="F2E61178"/>
@@ -3796,7 +4489,7 @@
       </w:rPr>
     </w:lvl>
   </w:abstractNum>
-  <w:abstractNum w:abstractNumId="26" w15:restartNumberingAfterBreak="0">
+  <w:abstractNum w:abstractNumId="30" w15:restartNumberingAfterBreak="0">
     <w:nsid w:val="4C1E5B7C"/>
     <w:multiLevelType w:val="hybridMultilevel"/>
     <w:tmpl w:val="F1B416AA"/>
@@ -3909,7 +4602,7 @@
       </w:rPr>
     </w:lvl>
   </w:abstractNum>
-  <w:abstractNum w:abstractNumId="27" w15:restartNumberingAfterBreak="0">
+  <w:abstractNum w:abstractNumId="31" w15:restartNumberingAfterBreak="0">
     <w:nsid w:val="4D3077F2"/>
     <w:multiLevelType w:val="hybridMultilevel"/>
     <w:tmpl w:val="B7BE876A"/>
@@ -4022,7 +4715,7 @@
       </w:rPr>
     </w:lvl>
   </w:abstractNum>
-  <w:abstractNum w:abstractNumId="28" w15:restartNumberingAfterBreak="0">
+  <w:abstractNum w:abstractNumId="32" w15:restartNumberingAfterBreak="0">
     <w:nsid w:val="4EEF7A46"/>
     <w:multiLevelType w:val="hybridMultilevel"/>
     <w:tmpl w:val="3ED60C0A"/>
@@ -4135,7 +4828,7 @@
       </w:rPr>
     </w:lvl>
   </w:abstractNum>
-  <w:abstractNum w:abstractNumId="29" w15:restartNumberingAfterBreak="0">
+  <w:abstractNum w:abstractNumId="33" w15:restartNumberingAfterBreak="0">
     <w:nsid w:val="502E46D0"/>
     <w:multiLevelType w:val="hybridMultilevel"/>
     <w:tmpl w:val="9A206B76"/>
@@ -4248,7 +4941,7 @@
       </w:rPr>
     </w:lvl>
   </w:abstractNum>
-  <w:abstractNum w:abstractNumId="30" w15:restartNumberingAfterBreak="0">
+  <w:abstractNum w:abstractNumId="34" w15:restartNumberingAfterBreak="0">
     <w:nsid w:val="518B1953"/>
     <w:multiLevelType w:val="hybridMultilevel"/>
     <w:tmpl w:val="8E526A32"/>
@@ -4361,7 +5054,7 @@
       </w:rPr>
     </w:lvl>
   </w:abstractNum>
-  <w:abstractNum w:abstractNumId="31" w15:restartNumberingAfterBreak="0">
+  <w:abstractNum w:abstractNumId="35" w15:restartNumberingAfterBreak="0">
     <w:nsid w:val="5C545F34"/>
     <w:multiLevelType w:val="hybridMultilevel"/>
     <w:tmpl w:val="14DEF4F4"/>
@@ -4474,7 +5167,7 @@
       </w:rPr>
     </w:lvl>
   </w:abstractNum>
-  <w:abstractNum w:abstractNumId="32" w15:restartNumberingAfterBreak="0">
+  <w:abstractNum w:abstractNumId="36" w15:restartNumberingAfterBreak="0">
     <w:nsid w:val="5CCD5FF1"/>
     <w:multiLevelType w:val="hybridMultilevel"/>
     <w:tmpl w:val="ED8010A0"/>
@@ -4587,7 +5280,7 @@
       </w:rPr>
     </w:lvl>
   </w:abstractNum>
-  <w:abstractNum w:abstractNumId="33" w15:restartNumberingAfterBreak="0">
+  <w:abstractNum w:abstractNumId="37" w15:restartNumberingAfterBreak="0">
     <w:nsid w:val="607A0391"/>
     <w:multiLevelType w:val="hybridMultilevel"/>
     <w:tmpl w:val="2626030C"/>
@@ -4700,7 +5393,7 @@
       </w:rPr>
     </w:lvl>
   </w:abstractNum>
-  <w:abstractNum w:abstractNumId="34" w15:restartNumberingAfterBreak="0">
+  <w:abstractNum w:abstractNumId="38" w15:restartNumberingAfterBreak="0">
     <w:nsid w:val="61C34151"/>
     <w:multiLevelType w:val="hybridMultilevel"/>
     <w:tmpl w:val="0AEC4406"/>
@@ -4813,7 +5506,120 @@
       </w:rPr>
     </w:lvl>
   </w:abstractNum>
-  <w:abstractNum w:abstractNumId="35" w15:restartNumberingAfterBreak="0">
+  <w:abstractNum w:abstractNumId="39" w15:restartNumberingAfterBreak="0">
+    <w:nsid w:val="62C62327"/>
+    <w:multiLevelType w:val="hybridMultilevel"/>
+    <w:tmpl w:val="73EE0AD0"/>
+    <w:lvl w:ilvl="0" w:tplc="08090001">
+      <w:start w:val="1"/>
+      <w:numFmt w:val="bullet"/>
+      <w:lvlText w:val=""/>
+      <w:lvlJc w:val="left"/>
+      <w:pPr>
+        <w:ind w:left="720" w:hanging="360"/>
+      </w:pPr>
+      <w:rPr>
+        <w:rFonts w:ascii="Symbol" w:hAnsi="Symbol" w:hint="default"/>
+      </w:rPr>
+    </w:lvl>
+    <w:lvl w:ilvl="1" w:tplc="08090003" w:tentative="1">
+      <w:start w:val="1"/>
+      <w:numFmt w:val="bullet"/>
+      <w:lvlText w:val="o"/>
+      <w:lvlJc w:val="left"/>
+      <w:pPr>
+        <w:ind w:left="1440" w:hanging="360"/>
+      </w:pPr>
+      <w:rPr>
+        <w:rFonts w:ascii="Courier New" w:hAnsi="Courier New" w:cs="Courier New" w:hint="default"/>
+      </w:rPr>
+    </w:lvl>
+    <w:lvl w:ilvl="2" w:tplc="08090005" w:tentative="1">
+      <w:start w:val="1"/>
+      <w:numFmt w:val="bullet"/>
+      <w:lvlText w:val=""/>
+      <w:lvlJc w:val="left"/>
+      <w:pPr>
+        <w:ind w:left="2160" w:hanging="360"/>
+      </w:pPr>
+      <w:rPr>
+        <w:rFonts w:ascii="Wingdings" w:hAnsi="Wingdings" w:hint="default"/>
+      </w:rPr>
+    </w:lvl>
+    <w:lvl w:ilvl="3" w:tplc="08090001" w:tentative="1">
+      <w:start w:val="1"/>
+      <w:numFmt w:val="bullet"/>
+      <w:lvlText w:val=""/>
+      <w:lvlJc w:val="left"/>
+      <w:pPr>
+        <w:ind w:left="2880" w:hanging="360"/>
+      </w:pPr>
+      <w:rPr>
+        <w:rFonts w:ascii="Symbol" w:hAnsi="Symbol" w:hint="default"/>
+      </w:rPr>
+    </w:lvl>
+    <w:lvl w:ilvl="4" w:tplc="08090003" w:tentative="1">
+      <w:start w:val="1"/>
+      <w:numFmt w:val="bullet"/>
+      <w:lvlText w:val="o"/>
+      <w:lvlJc w:val="left"/>
+      <w:pPr>
+        <w:ind w:left="3600" w:hanging="360"/>
+      </w:pPr>
+      <w:rPr>
+        <w:rFonts w:ascii="Courier New" w:hAnsi="Courier New" w:cs="Courier New" w:hint="default"/>
+      </w:rPr>
+    </w:lvl>
+    <w:lvl w:ilvl="5" w:tplc="08090005" w:tentative="1">
+      <w:start w:val="1"/>
+      <w:numFmt w:val="bullet"/>
+      <w:lvlText w:val=""/>
+      <w:lvlJc w:val="left"/>
+      <w:pPr>
+        <w:ind w:left="4320" w:hanging="360"/>
+      </w:pPr>
+      <w:rPr>
+        <w:rFonts w:ascii="Wingdings" w:hAnsi="Wingdings" w:hint="default"/>
+      </w:rPr>
+    </w:lvl>
+    <w:lvl w:ilvl="6" w:tplc="08090001" w:tentative="1">
+      <w:start w:val="1"/>
+      <w:numFmt w:val="bullet"/>
+      <w:lvlText w:val=""/>
+      <w:lvlJc w:val="left"/>
+      <w:pPr>
+        <w:ind w:left="5040" w:hanging="360"/>
+      </w:pPr>
+      <w:rPr>
+        <w:rFonts w:ascii="Symbol" w:hAnsi="Symbol" w:hint="default"/>
+      </w:rPr>
+    </w:lvl>
+    <w:lvl w:ilvl="7" w:tplc="08090003" w:tentative="1">
+      <w:start w:val="1"/>
+      <w:numFmt w:val="bullet"/>
+      <w:lvlText w:val="o"/>
+      <w:lvlJc w:val="left"/>
+      <w:pPr>
+        <w:ind w:left="5760" w:hanging="360"/>
+      </w:pPr>
+      <w:rPr>
+        <w:rFonts w:ascii="Courier New" w:hAnsi="Courier New" w:cs="Courier New" w:hint="default"/>
+      </w:rPr>
+    </w:lvl>
+    <w:lvl w:ilvl="8" w:tplc="08090005" w:tentative="1">
+      <w:start w:val="1"/>
+      <w:numFmt w:val="bullet"/>
+      <w:lvlText w:val=""/>
+      <w:lvlJc w:val="left"/>
+      <w:pPr>
+        <w:ind w:left="6480" w:hanging="360"/>
+      </w:pPr>
+      <w:rPr>
+        <w:rFonts w:ascii="Wingdings" w:hAnsi="Wingdings" w:hint="default"/>
+      </w:rPr>
+    </w:lvl>
+  </w:abstractNum>
+  <w:abstractNum w:abstractNumId="40" w15:restartNumberingAfterBreak="0">
     <w:nsid w:val="62CC6FF7"/>
     <w:multiLevelType w:val="hybridMultilevel"/>
     <w:tmpl w:val="46B64150"/>
@@ -4926,7 +5732,233 @@
       </w:rPr>
     </w:lvl>
   </w:abstractNum>
-  <w:abstractNum w:abstractNumId="36" w15:restartNumberingAfterBreak="0">
+  <w:abstractNum w:abstractNumId="41" w15:restartNumberingAfterBreak="0">
+    <w:nsid w:val="639755C7"/>
+    <w:multiLevelType w:val="hybridMultilevel"/>
+    <w:tmpl w:val="19D8D69C"/>
+    <w:lvl w:ilvl="0" w:tplc="08090001">
+      <w:start w:val="1"/>
+      <w:numFmt w:val="bullet"/>
+      <w:lvlText w:val=""/>
+      <w:lvlJc w:val="left"/>
+      <w:pPr>
+        <w:ind w:left="720" w:hanging="360"/>
+      </w:pPr>
+      <w:rPr>
+        <w:rFonts w:ascii="Symbol" w:hAnsi="Symbol" w:hint="default"/>
+      </w:rPr>
+    </w:lvl>
+    <w:lvl w:ilvl="1" w:tplc="08090003" w:tentative="1">
+      <w:start w:val="1"/>
+      <w:numFmt w:val="bullet"/>
+      <w:lvlText w:val="o"/>
+      <w:lvlJc w:val="left"/>
+      <w:pPr>
+        <w:ind w:left="1440" w:hanging="360"/>
+      </w:pPr>
+      <w:rPr>
+        <w:rFonts w:ascii="Courier New" w:hAnsi="Courier New" w:cs="Courier New" w:hint="default"/>
+      </w:rPr>
+    </w:lvl>
+    <w:lvl w:ilvl="2" w:tplc="08090005" w:tentative="1">
+      <w:start w:val="1"/>
+      <w:numFmt w:val="bullet"/>
+      <w:lvlText w:val=""/>
+      <w:lvlJc w:val="left"/>
+      <w:pPr>
+        <w:ind w:left="2160" w:hanging="360"/>
+      </w:pPr>
+      <w:rPr>
+        <w:rFonts w:ascii="Wingdings" w:hAnsi="Wingdings" w:hint="default"/>
+      </w:rPr>
+    </w:lvl>
+    <w:lvl w:ilvl="3" w:tplc="08090001" w:tentative="1">
+      <w:start w:val="1"/>
+      <w:numFmt w:val="bullet"/>
+      <w:lvlText w:val=""/>
+      <w:lvlJc w:val="left"/>
+      <w:pPr>
+        <w:ind w:left="2880" w:hanging="360"/>
+      </w:pPr>
+      <w:rPr>
+        <w:rFonts w:ascii="Symbol" w:hAnsi="Symbol" w:hint="default"/>
+      </w:rPr>
+    </w:lvl>
+    <w:lvl w:ilvl="4" w:tplc="08090003" w:tentative="1">
+      <w:start w:val="1"/>
+      <w:numFmt w:val="bullet"/>
+      <w:lvlText w:val="o"/>
+      <w:lvlJc w:val="left"/>
+      <w:pPr>
+        <w:ind w:left="3600" w:hanging="360"/>
+      </w:pPr>
+      <w:rPr>
+        <w:rFonts w:ascii="Courier New" w:hAnsi="Courier New" w:cs="Courier New" w:hint="default"/>
+      </w:rPr>
+    </w:lvl>
+    <w:lvl w:ilvl="5" w:tplc="08090005" w:tentative="1">
+      <w:start w:val="1"/>
+      <w:numFmt w:val="bullet"/>
+      <w:lvlText w:val=""/>
+      <w:lvlJc w:val="left"/>
+      <w:pPr>
+        <w:ind w:left="4320" w:hanging="360"/>
+      </w:pPr>
+      <w:rPr>
+        <w:rFonts w:ascii="Wingdings" w:hAnsi="Wingdings" w:hint="default"/>
+      </w:rPr>
+    </w:lvl>
+    <w:lvl w:ilvl="6" w:tplc="08090001" w:tentative="1">
+      <w:start w:val="1"/>
+      <w:numFmt w:val="bullet"/>
+      <w:lvlText w:val=""/>
+      <w:lvlJc w:val="left"/>
+      <w:pPr>
+        <w:ind w:left="5040" w:hanging="360"/>
+      </w:pPr>
+      <w:rPr>
+        <w:rFonts w:ascii="Symbol" w:hAnsi="Symbol" w:hint="default"/>
+      </w:rPr>
+    </w:lvl>
+    <w:lvl w:ilvl="7" w:tplc="08090003" w:tentative="1">
+      <w:start w:val="1"/>
+      <w:numFmt w:val="bullet"/>
+      <w:lvlText w:val="o"/>
+      <w:lvlJc w:val="left"/>
+      <w:pPr>
+        <w:ind w:left="5760" w:hanging="360"/>
+      </w:pPr>
+      <w:rPr>
+        <w:rFonts w:ascii="Courier New" w:hAnsi="Courier New" w:cs="Courier New" w:hint="default"/>
+      </w:rPr>
+    </w:lvl>
+    <w:lvl w:ilvl="8" w:tplc="08090005" w:tentative="1">
+      <w:start w:val="1"/>
+      <w:numFmt w:val="bullet"/>
+      <w:lvlText w:val=""/>
+      <w:lvlJc w:val="left"/>
+      <w:pPr>
+        <w:ind w:left="6480" w:hanging="360"/>
+      </w:pPr>
+      <w:rPr>
+        <w:rFonts w:ascii="Wingdings" w:hAnsi="Wingdings" w:hint="default"/>
+      </w:rPr>
+    </w:lvl>
+  </w:abstractNum>
+  <w:abstractNum w:abstractNumId="42" w15:restartNumberingAfterBreak="0">
+    <w:nsid w:val="66FC218C"/>
+    <w:multiLevelType w:val="hybridMultilevel"/>
+    <w:tmpl w:val="6FEC1CDE"/>
+    <w:lvl w:ilvl="0" w:tplc="08090001">
+      <w:start w:val="1"/>
+      <w:numFmt w:val="bullet"/>
+      <w:lvlText w:val=""/>
+      <w:lvlJc w:val="left"/>
+      <w:pPr>
+        <w:ind w:left="720" w:hanging="360"/>
+      </w:pPr>
+      <w:rPr>
+        <w:rFonts w:ascii="Symbol" w:hAnsi="Symbol" w:hint="default"/>
+      </w:rPr>
+    </w:lvl>
+    <w:lvl w:ilvl="1" w:tplc="08090003" w:tentative="1">
+      <w:start w:val="1"/>
+      <w:numFmt w:val="bullet"/>
+      <w:lvlText w:val="o"/>
+      <w:lvlJc w:val="left"/>
+      <w:pPr>
+        <w:ind w:left="1440" w:hanging="360"/>
+      </w:pPr>
+      <w:rPr>
+        <w:rFonts w:ascii="Courier New" w:hAnsi="Courier New" w:cs="Courier New" w:hint="default"/>
+      </w:rPr>
+    </w:lvl>
+    <w:lvl w:ilvl="2" w:tplc="08090005" w:tentative="1">
+      <w:start w:val="1"/>
+      <w:numFmt w:val="bullet"/>
+      <w:lvlText w:val=""/>
+      <w:lvlJc w:val="left"/>
+      <w:pPr>
+        <w:ind w:left="2160" w:hanging="360"/>
+      </w:pPr>
+      <w:rPr>
+        <w:rFonts w:ascii="Wingdings" w:hAnsi="Wingdings" w:hint="default"/>
+      </w:rPr>
+    </w:lvl>
+    <w:lvl w:ilvl="3" w:tplc="08090001" w:tentative="1">
+      <w:start w:val="1"/>
+      <w:numFmt w:val="bullet"/>
+      <w:lvlText w:val=""/>
+      <w:lvlJc w:val="left"/>
+      <w:pPr>
+        <w:ind w:left="2880" w:hanging="360"/>
+      </w:pPr>
+      <w:rPr>
+        <w:rFonts w:ascii="Symbol" w:hAnsi="Symbol" w:hint="default"/>
+      </w:rPr>
+    </w:lvl>
+    <w:lvl w:ilvl="4" w:tplc="08090003" w:tentative="1">
+      <w:start w:val="1"/>
+      <w:numFmt w:val="bullet"/>
+      <w:lvlText w:val="o"/>
+      <w:lvlJc w:val="left"/>
+      <w:pPr>
+        <w:ind w:left="3600" w:hanging="360"/>
+      </w:pPr>
+      <w:rPr>
+        <w:rFonts w:ascii="Courier New" w:hAnsi="Courier New" w:cs="Courier New" w:hint="default"/>
+      </w:rPr>
+    </w:lvl>
+    <w:lvl w:ilvl="5" w:tplc="08090005" w:tentative="1">
+      <w:start w:val="1"/>
+      <w:numFmt w:val="bullet"/>
+      <w:lvlText w:val=""/>
+      <w:lvlJc w:val="left"/>
+      <w:pPr>
+        <w:ind w:left="4320" w:hanging="360"/>
+      </w:pPr>
+      <w:rPr>
+        <w:rFonts w:ascii="Wingdings" w:hAnsi="Wingdings" w:hint="default"/>
+      </w:rPr>
+    </w:lvl>
+    <w:lvl w:ilvl="6" w:tplc="08090001" w:tentative="1">
+      <w:start w:val="1"/>
+      <w:numFmt w:val="bullet"/>
+      <w:lvlText w:val=""/>
+      <w:lvlJc w:val="left"/>
+      <w:pPr>
+        <w:ind w:left="5040" w:hanging="360"/>
+      </w:pPr>
+      <w:rPr>
+        <w:rFonts w:ascii="Symbol" w:hAnsi="Symbol" w:hint="default"/>
+      </w:rPr>
+    </w:lvl>
+    <w:lvl w:ilvl="7" w:tplc="08090003" w:tentative="1">
+      <w:start w:val="1"/>
+      <w:numFmt w:val="bullet"/>
+      <w:lvlText w:val="o"/>
+      <w:lvlJc w:val="left"/>
+      <w:pPr>
+        <w:ind w:left="5760" w:hanging="360"/>
+      </w:pPr>
+      <w:rPr>
+        <w:rFonts w:ascii="Courier New" w:hAnsi="Courier New" w:cs="Courier New" w:hint="default"/>
+      </w:rPr>
+    </w:lvl>
+    <w:lvl w:ilvl="8" w:tplc="08090005" w:tentative="1">
+      <w:start w:val="1"/>
+      <w:numFmt w:val="bullet"/>
+      <w:lvlText w:val=""/>
+      <w:lvlJc w:val="left"/>
+      <w:pPr>
+        <w:ind w:left="6480" w:hanging="360"/>
+      </w:pPr>
+      <w:rPr>
+        <w:rFonts w:ascii="Wingdings" w:hAnsi="Wingdings" w:hint="default"/>
+      </w:rPr>
+    </w:lvl>
+  </w:abstractNum>
+  <w:abstractNum w:abstractNumId="43" w15:restartNumberingAfterBreak="0">
     <w:nsid w:val="6C64789A"/>
     <w:multiLevelType w:val="hybridMultilevel"/>
     <w:tmpl w:val="F5765B0C"/>
@@ -5039,7 +6071,7 @@
       </w:rPr>
     </w:lvl>
   </w:abstractNum>
-  <w:abstractNum w:abstractNumId="37" w15:restartNumberingAfterBreak="0">
+  <w:abstractNum w:abstractNumId="44" w15:restartNumberingAfterBreak="0">
     <w:nsid w:val="6DB466F1"/>
     <w:multiLevelType w:val="hybridMultilevel"/>
     <w:tmpl w:val="CF8CA4BA"/>
@@ -5152,7 +6184,7 @@
       </w:rPr>
     </w:lvl>
   </w:abstractNum>
-  <w:abstractNum w:abstractNumId="38" w15:restartNumberingAfterBreak="0">
+  <w:abstractNum w:abstractNumId="45" w15:restartNumberingAfterBreak="0">
     <w:nsid w:val="6EEE6AF5"/>
     <w:multiLevelType w:val="hybridMultilevel"/>
     <w:tmpl w:val="02389940"/>
@@ -5265,7 +6297,120 @@
       </w:rPr>
     </w:lvl>
   </w:abstractNum>
-  <w:abstractNum w:abstractNumId="39" w15:restartNumberingAfterBreak="0">
+  <w:abstractNum w:abstractNumId="46" w15:restartNumberingAfterBreak="0">
+    <w:nsid w:val="6F420786"/>
+    <w:multiLevelType w:val="hybridMultilevel"/>
+    <w:tmpl w:val="8E108C52"/>
+    <w:lvl w:ilvl="0" w:tplc="08090001">
+      <w:start w:val="1"/>
+      <w:numFmt w:val="bullet"/>
+      <w:lvlText w:val=""/>
+      <w:lvlJc w:val="left"/>
+      <w:pPr>
+        <w:ind w:left="720" w:hanging="360"/>
+      </w:pPr>
+      <w:rPr>
+        <w:rFonts w:ascii="Symbol" w:hAnsi="Symbol" w:hint="default"/>
+      </w:rPr>
+    </w:lvl>
+    <w:lvl w:ilvl="1" w:tplc="08090003" w:tentative="1">
+      <w:start w:val="1"/>
+      <w:numFmt w:val="bullet"/>
+      <w:lvlText w:val="o"/>
+      <w:lvlJc w:val="left"/>
+      <w:pPr>
+        <w:ind w:left="1440" w:hanging="360"/>
+      </w:pPr>
+      <w:rPr>
+        <w:rFonts w:ascii="Courier New" w:hAnsi="Courier New" w:cs="Courier New" w:hint="default"/>
+      </w:rPr>
+    </w:lvl>
+    <w:lvl w:ilvl="2" w:tplc="08090005" w:tentative="1">
+      <w:start w:val="1"/>
+      <w:numFmt w:val="bullet"/>
+      <w:lvlText w:val=""/>
+      <w:lvlJc w:val="left"/>
+      <w:pPr>
+        <w:ind w:left="2160" w:hanging="360"/>
+      </w:pPr>
+      <w:rPr>
+        <w:rFonts w:ascii="Wingdings" w:hAnsi="Wingdings" w:hint="default"/>
+      </w:rPr>
+    </w:lvl>
+    <w:lvl w:ilvl="3" w:tplc="08090001" w:tentative="1">
+      <w:start w:val="1"/>
+      <w:numFmt w:val="bullet"/>
+      <w:lvlText w:val=""/>
+      <w:lvlJc w:val="left"/>
+      <w:pPr>
+        <w:ind w:left="2880" w:hanging="360"/>
+      </w:pPr>
+      <w:rPr>
+        <w:rFonts w:ascii="Symbol" w:hAnsi="Symbol" w:hint="default"/>
+      </w:rPr>
+    </w:lvl>
+    <w:lvl w:ilvl="4" w:tplc="08090003" w:tentative="1">
+      <w:start w:val="1"/>
+      <w:numFmt w:val="bullet"/>
+      <w:lvlText w:val="o"/>
+      <w:lvlJc w:val="left"/>
+      <w:pPr>
+        <w:ind w:left="3600" w:hanging="360"/>
+      </w:pPr>
+      <w:rPr>
+        <w:rFonts w:ascii="Courier New" w:hAnsi="Courier New" w:cs="Courier New" w:hint="default"/>
+      </w:rPr>
+    </w:lvl>
+    <w:lvl w:ilvl="5" w:tplc="08090005" w:tentative="1">
+      <w:start w:val="1"/>
+      <w:numFmt w:val="bullet"/>
+      <w:lvlText w:val=""/>
+      <w:lvlJc w:val="left"/>
+      <w:pPr>
+        <w:ind w:left="4320" w:hanging="360"/>
+      </w:pPr>
+      <w:rPr>
+        <w:rFonts w:ascii="Wingdings" w:hAnsi="Wingdings" w:hint="default"/>
+      </w:rPr>
+    </w:lvl>
+    <w:lvl w:ilvl="6" w:tplc="08090001" w:tentative="1">
+      <w:start w:val="1"/>
+      <w:numFmt w:val="bullet"/>
+      <w:lvlText w:val=""/>
+      <w:lvlJc w:val="left"/>
+      <w:pPr>
+        <w:ind w:left="5040" w:hanging="360"/>
+      </w:pPr>
+      <w:rPr>
+        <w:rFonts w:ascii="Symbol" w:hAnsi="Symbol" w:hint="default"/>
+      </w:rPr>
+    </w:lvl>
+    <w:lvl w:ilvl="7" w:tplc="08090003" w:tentative="1">
+      <w:start w:val="1"/>
+      <w:numFmt w:val="bullet"/>
+      <w:lvlText w:val="o"/>
+      <w:lvlJc w:val="left"/>
+      <w:pPr>
+        <w:ind w:left="5760" w:hanging="360"/>
+      </w:pPr>
+      <w:rPr>
+        <w:rFonts w:ascii="Courier New" w:hAnsi="Courier New" w:cs="Courier New" w:hint="default"/>
+      </w:rPr>
+    </w:lvl>
+    <w:lvl w:ilvl="8" w:tplc="08090005" w:tentative="1">
+      <w:start w:val="1"/>
+      <w:numFmt w:val="bullet"/>
+      <w:lvlText w:val=""/>
+      <w:lvlJc w:val="left"/>
+      <w:pPr>
+        <w:ind w:left="6480" w:hanging="360"/>
+      </w:pPr>
+      <w:rPr>
+        <w:rFonts w:ascii="Wingdings" w:hAnsi="Wingdings" w:hint="default"/>
+      </w:rPr>
+    </w:lvl>
+  </w:abstractNum>
+  <w:abstractNum w:abstractNumId="47" w15:restartNumberingAfterBreak="0">
     <w:nsid w:val="6FA7206B"/>
     <w:multiLevelType w:val="hybridMultilevel"/>
     <w:tmpl w:val="E3F616F4"/>
@@ -5378,7 +6523,7 @@
       </w:rPr>
     </w:lvl>
   </w:abstractNum>
-  <w:abstractNum w:abstractNumId="40" w15:restartNumberingAfterBreak="0">
+  <w:abstractNum w:abstractNumId="48" w15:restartNumberingAfterBreak="0">
     <w:nsid w:val="707202BA"/>
     <w:multiLevelType w:val="hybridMultilevel"/>
     <w:tmpl w:val="85602574"/>
@@ -5491,7 +6636,7 @@
       </w:rPr>
     </w:lvl>
   </w:abstractNum>
-  <w:abstractNum w:abstractNumId="41" w15:restartNumberingAfterBreak="0">
+  <w:abstractNum w:abstractNumId="49" w15:restartNumberingAfterBreak="0">
     <w:nsid w:val="73BC4C83"/>
     <w:multiLevelType w:val="hybridMultilevel"/>
     <w:tmpl w:val="E7DC70EE"/>
@@ -5604,7 +6749,7 @@
       </w:rPr>
     </w:lvl>
   </w:abstractNum>
-  <w:abstractNum w:abstractNumId="42" w15:restartNumberingAfterBreak="0">
+  <w:abstractNum w:abstractNumId="50" w15:restartNumberingAfterBreak="0">
     <w:nsid w:val="75F22149"/>
     <w:multiLevelType w:val="hybridMultilevel"/>
     <w:tmpl w:val="474C7FE6"/>
@@ -5717,7 +6862,7 @@
       </w:rPr>
     </w:lvl>
   </w:abstractNum>
-  <w:abstractNum w:abstractNumId="43" w15:restartNumberingAfterBreak="0">
+  <w:abstractNum w:abstractNumId="51" w15:restartNumberingAfterBreak="0">
     <w:nsid w:val="77B95926"/>
     <w:multiLevelType w:val="hybridMultilevel"/>
     <w:tmpl w:val="87DEFAE6"/>
@@ -5830,7 +6975,7 @@
       </w:rPr>
     </w:lvl>
   </w:abstractNum>
-  <w:abstractNum w:abstractNumId="44" w15:restartNumberingAfterBreak="0">
+  <w:abstractNum w:abstractNumId="52" w15:restartNumberingAfterBreak="0">
     <w:nsid w:val="788C6C88"/>
     <w:multiLevelType w:val="hybridMultilevel"/>
     <w:tmpl w:val="F586B154"/>
@@ -5943,7 +7088,7 @@
       </w:rPr>
     </w:lvl>
   </w:abstractNum>
-  <w:abstractNum w:abstractNumId="45" w15:restartNumberingAfterBreak="0">
+  <w:abstractNum w:abstractNumId="53" w15:restartNumberingAfterBreak="0">
     <w:nsid w:val="7A821C08"/>
     <w:multiLevelType w:val="hybridMultilevel"/>
     <w:tmpl w:val="243466AE"/>
@@ -6056,7 +7201,7 @@
       </w:rPr>
     </w:lvl>
   </w:abstractNum>
-  <w:abstractNum w:abstractNumId="46" w15:restartNumberingAfterBreak="0">
+  <w:abstractNum w:abstractNumId="54" w15:restartNumberingAfterBreak="0">
     <w:nsid w:val="7B955456"/>
     <w:multiLevelType w:val="hybridMultilevel"/>
     <w:tmpl w:val="82429DDA"/>
@@ -6142,89 +7287,179 @@
       </w:pPr>
     </w:lvl>
   </w:abstractNum>
+  <w:abstractNum w:abstractNumId="55" w15:restartNumberingAfterBreak="0">
+    <w:nsid w:val="7C312E36"/>
+    <w:multiLevelType w:val="hybridMultilevel"/>
+    <w:tmpl w:val="47B4504E"/>
+    <w:lvl w:ilvl="0" w:tplc="9072EE8E">
+      <w:start w:val="1"/>
+      <w:numFmt w:val="decimal"/>
+      <w:lvlText w:val="%1."/>
+      <w:lvlJc w:val="left"/>
+      <w:pPr>
+        <w:ind w:left="720" w:hanging="360"/>
+      </w:pPr>
+      <w:rPr>
+        <w:rFonts w:hint="default"/>
+        <w:b/>
+      </w:rPr>
+    </w:lvl>
+    <w:lvl w:ilvl="1" w:tplc="08090019" w:tentative="1">
+      <w:start w:val="1"/>
+      <w:numFmt w:val="lowerLetter"/>
+      <w:lvlText w:val="%2."/>
+      <w:lvlJc w:val="left"/>
+      <w:pPr>
+        <w:ind w:left="1440" w:hanging="360"/>
+      </w:pPr>
+    </w:lvl>
+    <w:lvl w:ilvl="2" w:tplc="0809001B" w:tentative="1">
+      <w:start w:val="1"/>
+      <w:numFmt w:val="lowerRoman"/>
+      <w:lvlText w:val="%3."/>
+      <w:lvlJc w:val="right"/>
+      <w:pPr>
+        <w:ind w:left="2160" w:hanging="180"/>
+      </w:pPr>
+    </w:lvl>
+    <w:lvl w:ilvl="3" w:tplc="0809000F" w:tentative="1">
+      <w:start w:val="1"/>
+      <w:numFmt w:val="decimal"/>
+      <w:lvlText w:val="%4."/>
+      <w:lvlJc w:val="left"/>
+      <w:pPr>
+        <w:ind w:left="2880" w:hanging="360"/>
+      </w:pPr>
+    </w:lvl>
+    <w:lvl w:ilvl="4" w:tplc="08090019" w:tentative="1">
+      <w:start w:val="1"/>
+      <w:numFmt w:val="lowerLetter"/>
+      <w:lvlText w:val="%5."/>
+      <w:lvlJc w:val="left"/>
+      <w:pPr>
+        <w:ind w:left="3600" w:hanging="360"/>
+      </w:pPr>
+    </w:lvl>
+    <w:lvl w:ilvl="5" w:tplc="0809001B" w:tentative="1">
+      <w:start w:val="1"/>
+      <w:numFmt w:val="lowerRoman"/>
+      <w:lvlText w:val="%6."/>
+      <w:lvlJc w:val="right"/>
+      <w:pPr>
+        <w:ind w:left="4320" w:hanging="180"/>
+      </w:pPr>
+    </w:lvl>
+    <w:lvl w:ilvl="6" w:tplc="0809000F" w:tentative="1">
+      <w:start w:val="1"/>
+      <w:numFmt w:val="decimal"/>
+      <w:lvlText w:val="%7."/>
+      <w:lvlJc w:val="left"/>
+      <w:pPr>
+        <w:ind w:left="5040" w:hanging="360"/>
+      </w:pPr>
+    </w:lvl>
+    <w:lvl w:ilvl="7" w:tplc="08090019" w:tentative="1">
+      <w:start w:val="1"/>
+      <w:numFmt w:val="lowerLetter"/>
+      <w:lvlText w:val="%8."/>
+      <w:lvlJc w:val="left"/>
+      <w:pPr>
+        <w:ind w:left="5760" w:hanging="360"/>
+      </w:pPr>
+    </w:lvl>
+    <w:lvl w:ilvl="8" w:tplc="0809001B" w:tentative="1">
+      <w:start w:val="1"/>
+      <w:numFmt w:val="lowerRoman"/>
+      <w:lvlText w:val="%9."/>
+      <w:lvlJc w:val="right"/>
+      <w:pPr>
+        <w:ind w:left="6480" w:hanging="180"/>
+      </w:pPr>
+    </w:lvl>
+  </w:abstractNum>
   <w:num w:numId="1" w16cid:durableId="757823041">
-    <w:abstractNumId w:val="36"/>
+    <w:abstractNumId w:val="43"/>
   </w:num>
   <w:num w:numId="2" w16cid:durableId="1317108198">
-    <w:abstractNumId w:val="17"/>
+    <w:abstractNumId w:val="19"/>
   </w:num>
   <w:num w:numId="3" w16cid:durableId="1150631020">
-    <w:abstractNumId w:val="22"/>
+    <w:abstractNumId w:val="25"/>
   </w:num>
   <w:num w:numId="4" w16cid:durableId="55325083">
-    <w:abstractNumId w:val="15"/>
+    <w:abstractNumId w:val="16"/>
   </w:num>
   <w:num w:numId="5" w16cid:durableId="1778985977">
     <w:abstractNumId w:val="12"/>
   </w:num>
   <w:num w:numId="6" w16cid:durableId="571938468">
-    <w:abstractNumId w:val="16"/>
+    <w:abstractNumId w:val="17"/>
   </w:num>
   <w:num w:numId="7" w16cid:durableId="673529101">
-    <w:abstractNumId w:val="29"/>
+    <w:abstractNumId w:val="33"/>
   </w:num>
   <w:num w:numId="8" w16cid:durableId="102503095">
     <w:abstractNumId w:val="8"/>
   </w:num>
   <w:num w:numId="9" w16cid:durableId="1259873595">
-    <w:abstractNumId w:val="44"/>
+    <w:abstractNumId w:val="52"/>
   </w:num>
   <w:num w:numId="10" w16cid:durableId="855075920">
     <w:abstractNumId w:val="2"/>
   </w:num>
   <w:num w:numId="11" w16cid:durableId="1270116932">
-    <w:abstractNumId w:val="40"/>
+    <w:abstractNumId w:val="48"/>
   </w:num>
   <w:num w:numId="12" w16cid:durableId="1735935428">
     <w:abstractNumId w:val="11"/>
   </w:num>
   <w:num w:numId="13" w16cid:durableId="50228712">
-    <w:abstractNumId w:val="13"/>
+    <w:abstractNumId w:val="14"/>
   </w:num>
   <w:num w:numId="14" w16cid:durableId="226887710">
     <w:abstractNumId w:val="10"/>
   </w:num>
   <w:num w:numId="15" w16cid:durableId="612790148">
-    <w:abstractNumId w:val="45"/>
+    <w:abstractNumId w:val="53"/>
   </w:num>
   <w:num w:numId="16" w16cid:durableId="854538228">
-    <w:abstractNumId w:val="32"/>
+    <w:abstractNumId w:val="36"/>
   </w:num>
   <w:num w:numId="17" w16cid:durableId="461923720">
-    <w:abstractNumId w:val="33"/>
+    <w:abstractNumId w:val="37"/>
   </w:num>
   <w:num w:numId="18" w16cid:durableId="395010271">
     <w:abstractNumId w:val="5"/>
   </w:num>
   <w:num w:numId="19" w16cid:durableId="399861985">
-    <w:abstractNumId w:val="25"/>
+    <w:abstractNumId w:val="29"/>
   </w:num>
   <w:num w:numId="20" w16cid:durableId="2138640172">
-    <w:abstractNumId w:val="23"/>
+    <w:abstractNumId w:val="26"/>
   </w:num>
   <w:num w:numId="21" w16cid:durableId="652610370">
     <w:abstractNumId w:val="9"/>
   </w:num>
   <w:num w:numId="22" w16cid:durableId="951324768">
-    <w:abstractNumId w:val="43"/>
+    <w:abstractNumId w:val="51"/>
   </w:num>
   <w:num w:numId="23" w16cid:durableId="1073046599">
-    <w:abstractNumId w:val="26"/>
+    <w:abstractNumId w:val="30"/>
   </w:num>
   <w:num w:numId="24" w16cid:durableId="687949733">
-    <w:abstractNumId w:val="21"/>
+    <w:abstractNumId w:val="24"/>
   </w:num>
   <w:num w:numId="25" w16cid:durableId="484051966">
-    <w:abstractNumId w:val="19"/>
+    <w:abstractNumId w:val="22"/>
   </w:num>
   <w:num w:numId="26" w16cid:durableId="1170025469">
-    <w:abstractNumId w:val="24"/>
+    <w:abstractNumId w:val="28"/>
   </w:num>
   <w:num w:numId="27" w16cid:durableId="608783565">
     <w:abstractNumId w:val="4"/>
   </w:num>
   <w:num w:numId="28" w16cid:durableId="149248831">
-    <w:abstractNumId w:val="31"/>
+    <w:abstractNumId w:val="35"/>
   </w:num>
   <w:num w:numId="29" w16cid:durableId="406420945">
     <w:abstractNumId w:val="7"/>
@@ -6233,10 +7468,10 @@
     <w:abstractNumId w:val="0"/>
   </w:num>
   <w:num w:numId="31" w16cid:durableId="1068966689">
-    <w:abstractNumId w:val="38"/>
+    <w:abstractNumId w:val="45"/>
   </w:num>
   <w:num w:numId="32" w16cid:durableId="1270312742">
-    <w:abstractNumId w:val="28"/>
+    <w:abstractNumId w:val="32"/>
   </w:num>
   <w:num w:numId="33" w16cid:durableId="822165467">
     <w:abstractNumId w:val="1"/>
@@ -6245,43 +7480,70 @@
     <w:abstractNumId w:val="6"/>
   </w:num>
   <w:num w:numId="35" w16cid:durableId="1086222584">
-    <w:abstractNumId w:val="14"/>
+    <w:abstractNumId w:val="15"/>
   </w:num>
   <w:num w:numId="36" w16cid:durableId="716046351">
-    <w:abstractNumId w:val="42"/>
+    <w:abstractNumId w:val="50"/>
   </w:num>
   <w:num w:numId="37" w16cid:durableId="1917741457">
-    <w:abstractNumId w:val="18"/>
+    <w:abstractNumId w:val="20"/>
   </w:num>
   <w:num w:numId="38" w16cid:durableId="1252809242">
-    <w:abstractNumId w:val="37"/>
+    <w:abstractNumId w:val="44"/>
   </w:num>
   <w:num w:numId="39" w16cid:durableId="859314742">
-    <w:abstractNumId w:val="27"/>
+    <w:abstractNumId w:val="31"/>
   </w:num>
   <w:num w:numId="40" w16cid:durableId="309753833">
-    <w:abstractNumId w:val="41"/>
+    <w:abstractNumId w:val="49"/>
   </w:num>
   <w:num w:numId="41" w16cid:durableId="1529100453">
-    <w:abstractNumId w:val="35"/>
+    <w:abstractNumId w:val="40"/>
   </w:num>
   <w:num w:numId="42" w16cid:durableId="1273131042">
     <w:abstractNumId w:val="3"/>
   </w:num>
   <w:num w:numId="43" w16cid:durableId="657612284">
-    <w:abstractNumId w:val="30"/>
+    <w:abstractNumId w:val="34"/>
   </w:num>
   <w:num w:numId="44" w16cid:durableId="2123258246">
-    <w:abstractNumId w:val="20"/>
+    <w:abstractNumId w:val="23"/>
   </w:num>
   <w:num w:numId="45" w16cid:durableId="1613436294">
-    <w:abstractNumId w:val="34"/>
+    <w:abstractNumId w:val="38"/>
   </w:num>
   <w:num w:numId="46" w16cid:durableId="43065812">
+    <w:abstractNumId w:val="47"/>
+  </w:num>
+  <w:num w:numId="47" w16cid:durableId="654841296">
+    <w:abstractNumId w:val="54"/>
+  </w:num>
+  <w:num w:numId="48" w16cid:durableId="115760909">
+    <w:abstractNumId w:val="18"/>
+  </w:num>
+  <w:num w:numId="49" w16cid:durableId="1250118739">
+    <w:abstractNumId w:val="21"/>
+  </w:num>
+  <w:num w:numId="50" w16cid:durableId="767968820">
+    <w:abstractNumId w:val="46"/>
+  </w:num>
+  <w:num w:numId="51" w16cid:durableId="1013920059">
+    <w:abstractNumId w:val="42"/>
+  </w:num>
+  <w:num w:numId="52" w16cid:durableId="1467745764">
+    <w:abstractNumId w:val="13"/>
+  </w:num>
+  <w:num w:numId="53" w16cid:durableId="498234694">
     <w:abstractNumId w:val="39"/>
   </w:num>
-  <w:num w:numId="47" w16cid:durableId="654841296">
-    <w:abstractNumId w:val="46"/>
+  <w:num w:numId="54" w16cid:durableId="1228106687">
+    <w:abstractNumId w:val="27"/>
+  </w:num>
+  <w:num w:numId="55" w16cid:durableId="1473793171">
+    <w:abstractNumId w:val="41"/>
+  </w:num>
+  <w:num w:numId="56" w16cid:durableId="1718235881">
+    <w:abstractNumId w:val="55"/>
   </w:num>
   <w:numIdMacAtCleanup w:val="22"/>
 </w:numbering>
@@ -7724,6 +8986,26 @@
 </file>
 
 <file path=customXml/item1.xml><?xml version="1.0" encoding="utf-8"?>
+<p:properties xmlns:p="http://schemas.microsoft.com/office/2006/metadata/properties" xmlns:xsi="http://www.w3.org/2001/XMLSchema-instance" xmlns:pc="http://schemas.microsoft.com/office/infopath/2007/PartnerControls">
+  <documentManagement>
+    <TaxCatchAll xmlns="02038e2d-97b3-4928-b0da-fa8cc5e86bcc" xsi:nil="true"/>
+    <lcf76f155ced4ddcb4097134ff3c332f xmlns="3fb8593e-3956-4f5a-a947-d304a56f2e2d">
+      <Terms xmlns="http://schemas.microsoft.com/office/infopath/2007/PartnerControls"/>
+    </lcf76f155ced4ddcb4097134ff3c332f>
+  </documentManagement>
+</p:properties>
+</file>
+
+<file path=customXml/item2.xml><?xml version="1.0" encoding="utf-8"?>
+<?mso-contentType ?>
+<FormTemplates xmlns="http://schemas.microsoft.com/sharepoint/v3/contenttype/forms">
+  <Display>DocumentLibraryForm</Display>
+  <Edit>DocumentLibraryForm</Edit>
+  <New>DocumentLibraryForm</New>
+</FormTemplates>
+</file>
+
+<file path=customXml/item3.xml><?xml version="1.0" encoding="utf-8"?>
 <ct:contentTypeSchema xmlns:ct="http://schemas.microsoft.com/office/2006/metadata/contentType" xmlns:ma="http://schemas.microsoft.com/office/2006/metadata/properties/metaAttributes" ct:_="" ma:_="" ma:contentTypeName="Document" ma:contentTypeID="0x0101007B92C146717DCE4CA721C905F9F7A1BC" ma:contentTypeVersion="17" ma:contentTypeDescription="Create a new document." ma:contentTypeScope="" ma:versionID="1675860da7f2bfb30196bb7b52c0ed99">
   <xsd:schema xmlns:xsd="http://www.w3.org/2001/XMLSchema" xmlns:xs="http://www.w3.org/2001/XMLSchema" xmlns:p="http://schemas.microsoft.com/office/2006/metadata/properties" xmlns:ns2="02038e2d-97b3-4928-b0da-fa8cc5e86bcc" xmlns:ns3="3fb8593e-3956-4f5a-a947-d304a56f2e2d" targetNamespace="http://schemas.microsoft.com/office/2006/metadata/properties" ma:root="true" ma:fieldsID="8a3d6bf7e34ab0491d52553aa8539072" ns2:_="" ns3:_="">
     <xsd:import namespace="02038e2d-97b3-4928-b0da-fa8cc5e86bcc"/>
@@ -7972,31 +9254,30 @@
 </ct:contentTypeSchema>
 </file>
 
-<file path=customXml/item2.xml><?xml version="1.0" encoding="utf-8"?>
-<?mso-contentType ?>
-<FormTemplates xmlns="http://schemas.microsoft.com/sharepoint/v3/contenttype/forms">
-  <Display>DocumentLibraryForm</Display>
-  <Edit>DocumentLibraryForm</Edit>
-  <New>DocumentLibraryForm</New>
-</FormTemplates>
-</file>
-
-<file path=customXml/item3.xml><?xml version="1.0" encoding="utf-8"?>
-<p:properties xmlns:p="http://schemas.microsoft.com/office/2006/metadata/properties" xmlns:xsi="http://www.w3.org/2001/XMLSchema-instance" xmlns:pc="http://schemas.microsoft.com/office/infopath/2007/PartnerControls">
-  <documentManagement>
-    <TaxCatchAll xmlns="02038e2d-97b3-4928-b0da-fa8cc5e86bcc" xsi:nil="true"/>
-    <lcf76f155ced4ddcb4097134ff3c332f xmlns="3fb8593e-3956-4f5a-a947-d304a56f2e2d">
-      <Terms xmlns="http://schemas.microsoft.com/office/infopath/2007/PartnerControls"/>
-    </lcf76f155ced4ddcb4097134ff3c332f>
-  </documentManagement>
-</p:properties>
-</file>
-
 <file path=customXml/item4.xml><?xml version="1.0" encoding="utf-8"?>
 <b:Sources xmlns:b="http://schemas.openxmlformats.org/officeDocument/2006/bibliography" xmlns="http://schemas.openxmlformats.org/officeDocument/2006/bibliography" SelectedStyle="/APASixthEditionOfficeOnline.xsl" StyleName="APA" Version="6"/>
 </file>
 
 <file path=customXml/itemProps1.xml><?xml version="1.0" encoding="utf-8"?>
+<ds:datastoreItem xmlns:ds="http://schemas.openxmlformats.org/officeDocument/2006/customXml" ds:itemID="{7C4A4AB8-DBCC-401C-9EBD-48052A40CB25}">
+  <ds:schemaRefs>
+    <ds:schemaRef ds:uri="http://schemas.microsoft.com/office/2006/metadata/properties"/>
+    <ds:schemaRef ds:uri="http://schemas.microsoft.com/office/infopath/2007/PartnerControls"/>
+    <ds:schemaRef ds:uri="02038e2d-97b3-4928-b0da-fa8cc5e86bcc"/>
+    <ds:schemaRef ds:uri="3fb8593e-3956-4f5a-a947-d304a56f2e2d"/>
+  </ds:schemaRefs>
+</ds:datastoreItem>
+</file>
+
+<file path=customXml/itemProps2.xml><?xml version="1.0" encoding="utf-8"?>
+<ds:datastoreItem xmlns:ds="http://schemas.openxmlformats.org/officeDocument/2006/customXml" ds:itemID="{91ABEDF6-EE58-46A0-B07B-BE0DE1889C18}">
+  <ds:schemaRefs>
+    <ds:schemaRef ds:uri="http://schemas.microsoft.com/sharepoint/v3/contenttype/forms"/>
+  </ds:schemaRefs>
+</ds:datastoreItem>
+</file>
+
+<file path=customXml/itemProps3.xml><?xml version="1.0" encoding="utf-8"?>
 <ds:datastoreItem xmlns:ds="http://schemas.openxmlformats.org/officeDocument/2006/customXml" ds:itemID="{6DF3DB55-A437-45D0-8A4D-1C6BB1EF864E}">
   <ds:schemaRefs>
     <ds:schemaRef ds:uri="http://schemas.microsoft.com/office/2006/metadata/contentType"/>
@@ -8015,25 +9296,6 @@
 </ds:datastoreItem>
 </file>
 
-<file path=customXml/itemProps2.xml><?xml version="1.0" encoding="utf-8"?>
-<ds:datastoreItem xmlns:ds="http://schemas.openxmlformats.org/officeDocument/2006/customXml" ds:itemID="{91ABEDF6-EE58-46A0-B07B-BE0DE1889C18}">
-  <ds:schemaRefs>
-    <ds:schemaRef ds:uri="http://schemas.microsoft.com/sharepoint/v3/contenttype/forms"/>
-  </ds:schemaRefs>
-</ds:datastoreItem>
-</file>
-
-<file path=customXml/itemProps3.xml><?xml version="1.0" encoding="utf-8"?>
-<ds:datastoreItem xmlns:ds="http://schemas.openxmlformats.org/officeDocument/2006/customXml" ds:itemID="{7C4A4AB8-DBCC-401C-9EBD-48052A40CB25}">
-  <ds:schemaRefs>
-    <ds:schemaRef ds:uri="http://schemas.microsoft.com/office/2006/metadata/properties"/>
-    <ds:schemaRef ds:uri="http://schemas.microsoft.com/office/infopath/2007/PartnerControls"/>
-    <ds:schemaRef ds:uri="02038e2d-97b3-4928-b0da-fa8cc5e86bcc"/>
-    <ds:schemaRef ds:uri="3fb8593e-3956-4f5a-a947-d304a56f2e2d"/>
-  </ds:schemaRefs>
-</ds:datastoreItem>
-</file>
-
 <file path=customXml/itemProps4.xml><?xml version="1.0" encoding="utf-8"?>
 <ds:datastoreItem xmlns:ds="http://schemas.openxmlformats.org/officeDocument/2006/customXml" ds:itemID="{510B433D-9CB0-A446-A7F5-5587A0E39B7C}">
   <ds:schemaRefs>
